--- a/Jobsheet5/laporan/Laporan Jobsheet 5.docx
+++ b/Jobsheet5/laporan/Laporan Jobsheet 5.docx
@@ -211,16 +211,7 @@
           <w:sz w:val="24"/>
           <w:szCs w:val="24"/>
         </w:rPr>
-        <w:t xml:space="preserve"> mode mobile</w:t>
-      </w:r>
-      <w:r>
-        <w:rPr>
-          <w:rFonts w:ascii="Calibri" w:hAnsi="Calibri" w:cs="Calibri"/>
-          <w:color w:val="1F2328"/>
-          <w:sz w:val="24"/>
-          <w:szCs w:val="24"/>
-        </w:rPr>
-        <w:t xml:space="preserve">, </w:t>
+        <w:t xml:space="preserve"> mode mobile, </w:t>
       </w:r>
       <w:proofErr w:type="spellStart"/>
       <w:r>
@@ -488,25 +479,21 @@
         <w:pStyle w:val="ListParagraph"/>
         <w:spacing w:after="320"/>
         <w:ind w:left="720"/>
-        <w:jc w:val="center"/>
-        <w:rPr>
-          <w:rFonts w:ascii="Calibri" w:hAnsi="Calibri" w:cs="Calibri"/>
-          <w:sz w:val="24"/>
-          <w:szCs w:val="24"/>
-        </w:rPr>
-      </w:pPr>
-      <w:r>
-        <w:rPr>
-          <w:rFonts w:ascii="Calibri" w:hAnsi="Calibri" w:cs="Calibri"/>
+        <w:rPr>
+          <w:rFonts w:ascii="Calibri" w:hAnsi="Calibri" w:cs="Calibri"/>
+          <w:sz w:val="24"/>
+          <w:szCs w:val="24"/>
+        </w:rPr>
+      </w:pPr>
+      <w:r>
+        <w:rPr>
           <w:noProof/>
-          <w:sz w:val="24"/>
-          <w:szCs w:val="24"/>
         </w:rPr>
         <w:drawing>
-          <wp:inline distT="0" distB="0" distL="0" distR="0" wp14:anchorId="51424B42" wp14:editId="774E10D2">
-            <wp:extent cx="4448175" cy="5667375"/>
-            <wp:effectExtent l="0" t="0" r="9525" b="9525"/>
-            <wp:docPr id="1398731679" name="Picture 1"/>
+          <wp:inline distT="0" distB="0" distL="0" distR="0" wp14:anchorId="33BEE0AE" wp14:editId="4163005B">
+            <wp:extent cx="4629150" cy="3313130"/>
+            <wp:effectExtent l="0" t="0" r="0" b="1905"/>
+            <wp:docPr id="106050901" name="Picture 1"/>
             <wp:cNvGraphicFramePr>
               <a:graphicFrameLocks xmlns:a="http://schemas.openxmlformats.org/drawingml/2006/main" noChangeAspect="1"/>
             </wp:cNvGraphicFramePr>
@@ -514,7 +501,7 @@
               <a:graphicData uri="http://schemas.openxmlformats.org/drawingml/2006/picture">
                 <pic:pic xmlns:pic="http://schemas.openxmlformats.org/drawingml/2006/picture">
                   <pic:nvPicPr>
-                    <pic:cNvPr id="1398731679" name=""/>
+                    <pic:cNvPr id="106050901" name=""/>
                     <pic:cNvPicPr/>
                   </pic:nvPicPr>
                   <pic:blipFill>
@@ -526,7 +513,7 @@
                   <pic:spPr>
                     <a:xfrm>
                       <a:off x="0" y="0"/>
-                      <a:ext cx="4448175" cy="5667375"/>
+                      <a:ext cx="4642725" cy="3322845"/>
                     </a:xfrm>
                     <a:prstGeom prst="rect">
                       <a:avLst/>
@@ -929,27 +916,22 @@
         <w:shd w:val="clear" w:color="auto" w:fill="FFFFFF"/>
         <w:spacing w:afterAutospacing="1"/>
         <w:ind w:left="720"/>
-        <w:jc w:val="center"/>
-        <w:rPr>
-          <w:rFonts w:ascii="Calibri" w:hAnsi="Calibri" w:cs="Calibri"/>
-          <w:color w:val="1F2328"/>
-          <w:sz w:val="24"/>
-          <w:szCs w:val="24"/>
-        </w:rPr>
-      </w:pPr>
-      <w:r>
-        <w:rPr>
-          <w:rFonts w:ascii="Calibri" w:hAnsi="Calibri" w:cs="Calibri"/>
+        <w:rPr>
+          <w:rFonts w:ascii="Calibri" w:hAnsi="Calibri" w:cs="Calibri"/>
+          <w:color w:val="1F2328"/>
+          <w:sz w:val="24"/>
+          <w:szCs w:val="24"/>
+        </w:rPr>
+      </w:pPr>
+      <w:r>
+        <w:rPr>
           <w:noProof/>
-          <w:sz w:val="24"/>
-          <w:szCs w:val="24"/>
-        </w:rPr>
-        <w:lastRenderedPageBreak/>
+        </w:rPr>
         <w:drawing>
-          <wp:inline distT="0" distB="0" distL="0" distR="0" wp14:anchorId="3990C19A" wp14:editId="61BE7443">
-            <wp:extent cx="4295775" cy="3358118"/>
-            <wp:effectExtent l="0" t="0" r="0" b="0"/>
-            <wp:docPr id="1648405745" name="Picture 1"/>
+          <wp:inline distT="0" distB="0" distL="0" distR="0" wp14:anchorId="3A708B5C" wp14:editId="4E43F221">
+            <wp:extent cx="2619375" cy="2752744"/>
+            <wp:effectExtent l="0" t="0" r="0" b="9525"/>
+            <wp:docPr id="1164698307" name="Picture 1"/>
             <wp:cNvGraphicFramePr>
               <a:graphicFrameLocks xmlns:a="http://schemas.openxmlformats.org/drawingml/2006/main" noChangeAspect="1"/>
             </wp:cNvGraphicFramePr>
@@ -957,7 +939,7 @@
               <a:graphicData uri="http://schemas.openxmlformats.org/drawingml/2006/picture">
                 <pic:pic xmlns:pic="http://schemas.openxmlformats.org/drawingml/2006/picture">
                   <pic:nvPicPr>
-                    <pic:cNvPr id="1648405745" name=""/>
+                    <pic:cNvPr id="1164698307" name=""/>
                     <pic:cNvPicPr/>
                   </pic:nvPicPr>
                   <pic:blipFill>
@@ -969,7 +951,7 @@
                   <pic:spPr>
                     <a:xfrm>
                       <a:off x="0" y="0"/>
-                      <a:ext cx="4320047" cy="3377092"/>
+                      <a:ext cx="2625085" cy="2758745"/>
                     </a:xfrm>
                     <a:prstGeom prst="rect">
                       <a:avLst/>
@@ -995,18 +977,330 @@
           <w:szCs w:val="24"/>
         </w:rPr>
       </w:pPr>
-      <w:r>
-        <w:rPr>
-          <w:rFonts w:ascii="Calibri" w:hAnsi="Calibri" w:cs="Calibri"/>
+    </w:p>
+    <w:p>
+      <w:pPr>
+        <w:pStyle w:val="ListParagraph"/>
+        <w:numPr>
+          <w:ilvl w:val="0"/>
+          <w:numId w:val="6"/>
+        </w:numPr>
+        <w:spacing w:after="320"/>
+        <w:rPr>
+          <w:rFonts w:ascii="Calibri" w:hAnsi="Calibri" w:cs="Calibri"/>
+          <w:sz w:val="24"/>
+          <w:szCs w:val="24"/>
+        </w:rPr>
+      </w:pPr>
+      <w:proofErr w:type="spellStart"/>
+      <w:r>
+        <w:rPr>
+          <w:rFonts w:ascii="Calibri" w:hAnsi="Calibri" w:cs="Calibri"/>
+          <w:sz w:val="24"/>
+          <w:szCs w:val="24"/>
+        </w:rPr>
+        <w:t>Klik</w:t>
+      </w:r>
+      <w:proofErr w:type="spellEnd"/>
+      <w:r>
+        <w:rPr>
+          <w:rFonts w:ascii="Calibri" w:hAnsi="Calibri" w:cs="Calibri"/>
+          <w:sz w:val="24"/>
+          <w:szCs w:val="24"/>
+        </w:rPr>
+        <w:t xml:space="preserve"> </w:t>
+      </w:r>
+      <w:proofErr w:type="spellStart"/>
+      <w:r>
+        <w:rPr>
+          <w:rFonts w:ascii="Calibri" w:hAnsi="Calibri" w:cs="Calibri"/>
+          <w:sz w:val="24"/>
+          <w:szCs w:val="24"/>
+        </w:rPr>
+        <w:t>tombol</w:t>
+      </w:r>
+      <w:proofErr w:type="spellEnd"/>
+      <w:r>
+        <w:rPr>
+          <w:rFonts w:ascii="Calibri" w:hAnsi="Calibri" w:cs="Calibri"/>
+          <w:sz w:val="24"/>
+          <w:szCs w:val="24"/>
+        </w:rPr>
+        <w:t xml:space="preserve"> "Hapus" di salah </w:t>
+      </w:r>
+      <w:proofErr w:type="spellStart"/>
+      <w:r>
+        <w:rPr>
+          <w:rFonts w:ascii="Calibri" w:hAnsi="Calibri" w:cs="Calibri"/>
+          <w:sz w:val="24"/>
+          <w:szCs w:val="24"/>
+        </w:rPr>
+        <w:t>satu</w:t>
+      </w:r>
+      <w:proofErr w:type="spellEnd"/>
+      <w:r>
+        <w:rPr>
+          <w:rFonts w:ascii="Calibri" w:hAnsi="Calibri" w:cs="Calibri"/>
+          <w:sz w:val="24"/>
+          <w:szCs w:val="24"/>
+        </w:rPr>
+        <w:t xml:space="preserve"> baris — </w:t>
+      </w:r>
+      <w:proofErr w:type="spellStart"/>
+      <w:r>
+        <w:rPr>
+          <w:rFonts w:ascii="Calibri" w:hAnsi="Calibri" w:cs="Calibri"/>
+          <w:sz w:val="24"/>
+          <w:szCs w:val="24"/>
+        </w:rPr>
+        <w:t>muncul</w:t>
+      </w:r>
+      <w:proofErr w:type="spellEnd"/>
+      <w:r>
+        <w:rPr>
+          <w:rFonts w:ascii="Calibri" w:hAnsi="Calibri" w:cs="Calibri"/>
+          <w:sz w:val="24"/>
+          <w:szCs w:val="24"/>
+        </w:rPr>
+        <w:t xml:space="preserve"> dialog </w:t>
+      </w:r>
+      <w:proofErr w:type="spellStart"/>
+      <w:r>
+        <w:rPr>
+          <w:rFonts w:ascii="Calibri" w:hAnsi="Calibri" w:cs="Calibri"/>
+          <w:sz w:val="24"/>
+          <w:szCs w:val="24"/>
+        </w:rPr>
+        <w:t>konfirmasi</w:t>
+      </w:r>
+      <w:proofErr w:type="spellEnd"/>
+      <w:r>
+        <w:rPr>
+          <w:rFonts w:ascii="Calibri" w:hAnsi="Calibri" w:cs="Calibri"/>
+          <w:sz w:val="24"/>
+          <w:szCs w:val="24"/>
+        </w:rPr>
+        <w:t xml:space="preserve">. </w:t>
+      </w:r>
+      <w:proofErr w:type="spellStart"/>
+      <w:r>
+        <w:rPr>
+          <w:rFonts w:ascii="Calibri" w:hAnsi="Calibri" w:cs="Calibri"/>
+          <w:sz w:val="24"/>
+          <w:szCs w:val="24"/>
+        </w:rPr>
+        <w:t>Klik</w:t>
+      </w:r>
+      <w:proofErr w:type="spellEnd"/>
+      <w:r>
+        <w:rPr>
+          <w:rFonts w:ascii="Calibri" w:hAnsi="Calibri" w:cs="Calibri"/>
+          <w:sz w:val="24"/>
+          <w:szCs w:val="24"/>
+        </w:rPr>
+        <w:t xml:space="preserve"> "Cancel", baris </w:t>
+      </w:r>
+      <w:proofErr w:type="spellStart"/>
+      <w:r>
+        <w:rPr>
+          <w:rFonts w:ascii="Calibri" w:hAnsi="Calibri" w:cs="Calibri"/>
+          <w:sz w:val="24"/>
+          <w:szCs w:val="24"/>
+        </w:rPr>
+        <w:t>tetap</w:t>
+      </w:r>
+      <w:proofErr w:type="spellEnd"/>
+      <w:r>
+        <w:rPr>
+          <w:rFonts w:ascii="Calibri" w:hAnsi="Calibri" w:cs="Calibri"/>
+          <w:sz w:val="24"/>
+          <w:szCs w:val="24"/>
+        </w:rPr>
+        <w:t xml:space="preserve"> </w:t>
+      </w:r>
+      <w:proofErr w:type="spellStart"/>
+      <w:r>
+        <w:rPr>
+          <w:rFonts w:ascii="Calibri" w:hAnsi="Calibri" w:cs="Calibri"/>
+          <w:sz w:val="24"/>
+          <w:szCs w:val="24"/>
+        </w:rPr>
+        <w:t>ada</w:t>
+      </w:r>
+      <w:proofErr w:type="spellEnd"/>
+      <w:r>
+        <w:rPr>
+          <w:rFonts w:ascii="Calibri" w:hAnsi="Calibri" w:cs="Calibri"/>
+          <w:sz w:val="24"/>
+          <w:szCs w:val="24"/>
+        </w:rPr>
+        <w:t xml:space="preserve">. Coba </w:t>
+      </w:r>
+      <w:proofErr w:type="spellStart"/>
+      <w:r>
+        <w:rPr>
+          <w:rFonts w:ascii="Calibri" w:hAnsi="Calibri" w:cs="Calibri"/>
+          <w:sz w:val="24"/>
+          <w:szCs w:val="24"/>
+        </w:rPr>
+        <w:t>lagi</w:t>
+      </w:r>
+      <w:proofErr w:type="spellEnd"/>
+      <w:r>
+        <w:rPr>
+          <w:rFonts w:ascii="Calibri" w:hAnsi="Calibri" w:cs="Calibri"/>
+          <w:sz w:val="24"/>
+          <w:szCs w:val="24"/>
+        </w:rPr>
+        <w:t xml:space="preserve"> dan </w:t>
+      </w:r>
+      <w:proofErr w:type="spellStart"/>
+      <w:r>
+        <w:rPr>
+          <w:rFonts w:ascii="Calibri" w:hAnsi="Calibri" w:cs="Calibri"/>
+          <w:sz w:val="24"/>
+          <w:szCs w:val="24"/>
+        </w:rPr>
+        <w:t>klik</w:t>
+      </w:r>
+      <w:proofErr w:type="spellEnd"/>
+      <w:r>
+        <w:rPr>
+          <w:rFonts w:ascii="Calibri" w:hAnsi="Calibri" w:cs="Calibri"/>
+          <w:sz w:val="24"/>
+          <w:szCs w:val="24"/>
+        </w:rPr>
+        <w:t xml:space="preserve"> "OK", baris </w:t>
+      </w:r>
+      <w:proofErr w:type="spellStart"/>
+      <w:r>
+        <w:rPr>
+          <w:rFonts w:ascii="Calibri" w:hAnsi="Calibri" w:cs="Calibri"/>
+          <w:sz w:val="24"/>
+          <w:szCs w:val="24"/>
+        </w:rPr>
+        <w:t>hilang</w:t>
+      </w:r>
+      <w:proofErr w:type="spellEnd"/>
+      <w:r>
+        <w:rPr>
+          <w:rFonts w:ascii="Calibri" w:hAnsi="Calibri" w:cs="Calibri"/>
+          <w:sz w:val="24"/>
+          <w:szCs w:val="24"/>
+        </w:rPr>
+        <w:t xml:space="preserve">. Refresh </w:t>
+      </w:r>
+      <w:proofErr w:type="spellStart"/>
+      <w:r>
+        <w:rPr>
+          <w:rFonts w:ascii="Calibri" w:hAnsi="Calibri" w:cs="Calibri"/>
+          <w:sz w:val="24"/>
+          <w:szCs w:val="24"/>
+        </w:rPr>
+        <w:t>halaman</w:t>
+      </w:r>
+      <w:proofErr w:type="spellEnd"/>
+      <w:r>
+        <w:rPr>
+          <w:rFonts w:ascii="Calibri" w:hAnsi="Calibri" w:cs="Calibri"/>
+          <w:sz w:val="24"/>
+          <w:szCs w:val="24"/>
+        </w:rPr>
+        <w:t xml:space="preserve"> — </w:t>
+      </w:r>
+      <w:proofErr w:type="spellStart"/>
+      <w:r>
+        <w:rPr>
+          <w:rFonts w:ascii="Calibri" w:hAnsi="Calibri" w:cs="Calibri"/>
+          <w:sz w:val="24"/>
+          <w:szCs w:val="24"/>
+        </w:rPr>
+        <w:t>perhatikan</w:t>
+      </w:r>
+      <w:proofErr w:type="spellEnd"/>
+      <w:r>
+        <w:rPr>
+          <w:rFonts w:ascii="Calibri" w:hAnsi="Calibri" w:cs="Calibri"/>
+          <w:sz w:val="24"/>
+          <w:szCs w:val="24"/>
+        </w:rPr>
+        <w:t xml:space="preserve"> baris </w:t>
+      </w:r>
+      <w:proofErr w:type="spellStart"/>
+      <w:r>
+        <w:rPr>
+          <w:rFonts w:ascii="Calibri" w:hAnsi="Calibri" w:cs="Calibri"/>
+          <w:sz w:val="24"/>
+          <w:szCs w:val="24"/>
+        </w:rPr>
+        <w:t>itu</w:t>
+      </w:r>
+      <w:proofErr w:type="spellEnd"/>
+      <w:r>
+        <w:rPr>
+          <w:rFonts w:ascii="Calibri" w:hAnsi="Calibri" w:cs="Calibri"/>
+          <w:sz w:val="24"/>
+          <w:szCs w:val="24"/>
+        </w:rPr>
+        <w:t xml:space="preserve"> </w:t>
+      </w:r>
+      <w:proofErr w:type="spellStart"/>
+      <w:r>
+        <w:rPr>
+          <w:rFonts w:ascii="Calibri" w:hAnsi="Calibri" w:cs="Calibri"/>
+          <w:sz w:val="24"/>
+          <w:szCs w:val="24"/>
+        </w:rPr>
+        <w:t>muncul</w:t>
+      </w:r>
+      <w:proofErr w:type="spellEnd"/>
+      <w:r>
+        <w:rPr>
+          <w:rFonts w:ascii="Calibri" w:hAnsi="Calibri" w:cs="Calibri"/>
+          <w:sz w:val="24"/>
+          <w:szCs w:val="24"/>
+        </w:rPr>
+        <w:t xml:space="preserve"> </w:t>
+      </w:r>
+      <w:proofErr w:type="spellStart"/>
+      <w:r>
+        <w:rPr>
+          <w:rFonts w:ascii="Calibri" w:hAnsi="Calibri" w:cs="Calibri"/>
+          <w:sz w:val="24"/>
+          <w:szCs w:val="24"/>
+        </w:rPr>
+        <w:t>kembali</w:t>
+      </w:r>
+      <w:proofErr w:type="spellEnd"/>
+      <w:r>
+        <w:rPr>
+          <w:rFonts w:ascii="Calibri" w:hAnsi="Calibri" w:cs="Calibri"/>
+          <w:sz w:val="24"/>
+          <w:szCs w:val="24"/>
+        </w:rPr>
+        <w:t xml:space="preserve"> </w:t>
+      </w:r>
+    </w:p>
+    <w:p>
+      <w:pPr>
+        <w:pStyle w:val="ListParagraph"/>
+        <w:spacing w:after="320"/>
+        <w:ind w:left="720"/>
+        <w:rPr>
+          <w:rFonts w:ascii="Calibri" w:hAnsi="Calibri" w:cs="Calibri"/>
+          <w:sz w:val="24"/>
+          <w:szCs w:val="24"/>
+        </w:rPr>
+      </w:pPr>
+      <w:r>
+        <w:rPr>
           <w:noProof/>
-          <w:sz w:val="24"/>
-          <w:szCs w:val="24"/>
         </w:rPr>
         <w:drawing>
-          <wp:inline distT="0" distB="0" distL="0" distR="0" wp14:anchorId="68314E4F" wp14:editId="6734764C">
-            <wp:extent cx="4286250" cy="3760085"/>
+          <wp:inline distT="0" distB="0" distL="0" distR="0" wp14:anchorId="476CBCB5" wp14:editId="50D3F594">
+            <wp:extent cx="4921042" cy="3219450"/>
             <wp:effectExtent l="0" t="0" r="0" b="0"/>
-            <wp:docPr id="455936104" name="Picture 1"/>
+            <wp:docPr id="1002495209" name="Picture 1"/>
             <wp:cNvGraphicFramePr>
               <a:graphicFrameLocks xmlns:a="http://schemas.openxmlformats.org/drawingml/2006/main" noChangeAspect="1"/>
             </wp:cNvGraphicFramePr>
@@ -1014,7 +1308,7 @@
               <a:graphicData uri="http://schemas.openxmlformats.org/drawingml/2006/picture">
                 <pic:pic xmlns:pic="http://schemas.openxmlformats.org/drawingml/2006/picture">
                   <pic:nvPicPr>
-                    <pic:cNvPr id="455936104" name=""/>
+                    <pic:cNvPr id="1002495209" name=""/>
                     <pic:cNvPicPr/>
                   </pic:nvPicPr>
                   <pic:blipFill>
@@ -1026,7 +1320,7 @@
                   <pic:spPr>
                     <a:xfrm>
                       <a:off x="0" y="0"/>
-                      <a:ext cx="4287832" cy="3761473"/>
+                      <a:ext cx="4927282" cy="3223532"/>
                     </a:xfrm>
                     <a:prstGeom prst="rect">
                       <a:avLst/>
@@ -1042,11 +1336,8 @@
     <w:p>
       <w:pPr>
         <w:pStyle w:val="ListParagraph"/>
-        <w:numPr>
-          <w:ilvl w:val="0"/>
-          <w:numId w:val="6"/>
-        </w:numPr>
         <w:spacing w:after="320"/>
+        <w:ind w:left="720"/>
         <w:rPr>
           <w:rFonts w:ascii="Calibri" w:hAnsi="Calibri" w:cs="Calibri"/>
           <w:sz w:val="24"/>
@@ -1069,277 +1360,25 @@
           <w:sz w:val="24"/>
           <w:szCs w:val="24"/>
         </w:rPr>
-        <w:t xml:space="preserve"> </w:t>
-      </w:r>
-      <w:proofErr w:type="spellStart"/>
-      <w:r>
-        <w:rPr>
-          <w:rFonts w:ascii="Calibri" w:hAnsi="Calibri" w:cs="Calibri"/>
-          <w:sz w:val="24"/>
-          <w:szCs w:val="24"/>
-        </w:rPr>
-        <w:t>tombol</w:t>
-      </w:r>
-      <w:proofErr w:type="spellEnd"/>
-      <w:r>
-        <w:rPr>
-          <w:rFonts w:ascii="Calibri" w:hAnsi="Calibri" w:cs="Calibri"/>
-          <w:sz w:val="24"/>
-          <w:szCs w:val="24"/>
-        </w:rPr>
-        <w:t xml:space="preserve"> "Hapus" di salah </w:t>
-      </w:r>
-      <w:proofErr w:type="spellStart"/>
-      <w:r>
-        <w:rPr>
-          <w:rFonts w:ascii="Calibri" w:hAnsi="Calibri" w:cs="Calibri"/>
-          <w:sz w:val="24"/>
-          <w:szCs w:val="24"/>
-        </w:rPr>
-        <w:t>satu</w:t>
-      </w:r>
-      <w:proofErr w:type="spellEnd"/>
-      <w:r>
-        <w:rPr>
-          <w:rFonts w:ascii="Calibri" w:hAnsi="Calibri" w:cs="Calibri"/>
-          <w:sz w:val="24"/>
-          <w:szCs w:val="24"/>
-        </w:rPr>
-        <w:t xml:space="preserve"> baris — </w:t>
-      </w:r>
-      <w:proofErr w:type="spellStart"/>
-      <w:r>
-        <w:rPr>
-          <w:rFonts w:ascii="Calibri" w:hAnsi="Calibri" w:cs="Calibri"/>
-          <w:sz w:val="24"/>
-          <w:szCs w:val="24"/>
-        </w:rPr>
-        <w:t>muncul</w:t>
-      </w:r>
-      <w:proofErr w:type="spellEnd"/>
-      <w:r>
-        <w:rPr>
-          <w:rFonts w:ascii="Calibri" w:hAnsi="Calibri" w:cs="Calibri"/>
-          <w:sz w:val="24"/>
-          <w:szCs w:val="24"/>
-        </w:rPr>
-        <w:t xml:space="preserve"> dialog </w:t>
-      </w:r>
-      <w:proofErr w:type="spellStart"/>
-      <w:r>
-        <w:rPr>
-          <w:rFonts w:ascii="Calibri" w:hAnsi="Calibri" w:cs="Calibri"/>
-          <w:sz w:val="24"/>
-          <w:szCs w:val="24"/>
-        </w:rPr>
-        <w:t>konfirmasi</w:t>
-      </w:r>
-      <w:proofErr w:type="spellEnd"/>
-      <w:r>
-        <w:rPr>
-          <w:rFonts w:ascii="Calibri" w:hAnsi="Calibri" w:cs="Calibri"/>
-          <w:sz w:val="24"/>
-          <w:szCs w:val="24"/>
-        </w:rPr>
-        <w:t xml:space="preserve">. </w:t>
-      </w:r>
-      <w:proofErr w:type="spellStart"/>
-      <w:r>
-        <w:rPr>
-          <w:rFonts w:ascii="Calibri" w:hAnsi="Calibri" w:cs="Calibri"/>
-          <w:sz w:val="24"/>
-          <w:szCs w:val="24"/>
-        </w:rPr>
-        <w:t>Klik</w:t>
-      </w:r>
-      <w:proofErr w:type="spellEnd"/>
-      <w:r>
-        <w:rPr>
-          <w:rFonts w:ascii="Calibri" w:hAnsi="Calibri" w:cs="Calibri"/>
-          <w:sz w:val="24"/>
-          <w:szCs w:val="24"/>
-        </w:rPr>
-        <w:t xml:space="preserve"> "Cancel", baris </w:t>
-      </w:r>
-      <w:proofErr w:type="spellStart"/>
-      <w:r>
-        <w:rPr>
-          <w:rFonts w:ascii="Calibri" w:hAnsi="Calibri" w:cs="Calibri"/>
-          <w:sz w:val="24"/>
-          <w:szCs w:val="24"/>
-        </w:rPr>
-        <w:t>tetap</w:t>
-      </w:r>
-      <w:proofErr w:type="spellEnd"/>
-      <w:r>
-        <w:rPr>
-          <w:rFonts w:ascii="Calibri" w:hAnsi="Calibri" w:cs="Calibri"/>
-          <w:sz w:val="24"/>
-          <w:szCs w:val="24"/>
-        </w:rPr>
-        <w:t xml:space="preserve"> </w:t>
-      </w:r>
-      <w:proofErr w:type="spellStart"/>
-      <w:r>
-        <w:rPr>
-          <w:rFonts w:ascii="Calibri" w:hAnsi="Calibri" w:cs="Calibri"/>
-          <w:sz w:val="24"/>
-          <w:szCs w:val="24"/>
-        </w:rPr>
-        <w:t>ada</w:t>
-      </w:r>
-      <w:proofErr w:type="spellEnd"/>
-      <w:r>
-        <w:rPr>
-          <w:rFonts w:ascii="Calibri" w:hAnsi="Calibri" w:cs="Calibri"/>
-          <w:sz w:val="24"/>
-          <w:szCs w:val="24"/>
-        </w:rPr>
-        <w:t xml:space="preserve">. Coba </w:t>
-      </w:r>
-      <w:proofErr w:type="spellStart"/>
-      <w:r>
-        <w:rPr>
-          <w:rFonts w:ascii="Calibri" w:hAnsi="Calibri" w:cs="Calibri"/>
-          <w:sz w:val="24"/>
-          <w:szCs w:val="24"/>
-        </w:rPr>
-        <w:t>lagi</w:t>
-      </w:r>
-      <w:proofErr w:type="spellEnd"/>
-      <w:r>
-        <w:rPr>
-          <w:rFonts w:ascii="Calibri" w:hAnsi="Calibri" w:cs="Calibri"/>
-          <w:sz w:val="24"/>
-          <w:szCs w:val="24"/>
-        </w:rPr>
-        <w:t xml:space="preserve"> dan </w:t>
-      </w:r>
-      <w:proofErr w:type="spellStart"/>
-      <w:r>
-        <w:rPr>
-          <w:rFonts w:ascii="Calibri" w:hAnsi="Calibri" w:cs="Calibri"/>
-          <w:sz w:val="24"/>
-          <w:szCs w:val="24"/>
-        </w:rPr>
-        <w:t>klik</w:t>
-      </w:r>
-      <w:proofErr w:type="spellEnd"/>
-      <w:r>
-        <w:rPr>
-          <w:rFonts w:ascii="Calibri" w:hAnsi="Calibri" w:cs="Calibri"/>
-          <w:sz w:val="24"/>
-          <w:szCs w:val="24"/>
-        </w:rPr>
-        <w:t xml:space="preserve"> "OK", baris </w:t>
-      </w:r>
-      <w:proofErr w:type="spellStart"/>
-      <w:r>
-        <w:rPr>
-          <w:rFonts w:ascii="Calibri" w:hAnsi="Calibri" w:cs="Calibri"/>
-          <w:sz w:val="24"/>
-          <w:szCs w:val="24"/>
-        </w:rPr>
-        <w:t>hilang</w:t>
-      </w:r>
-      <w:proofErr w:type="spellEnd"/>
-      <w:r>
-        <w:rPr>
-          <w:rFonts w:ascii="Calibri" w:hAnsi="Calibri" w:cs="Calibri"/>
-          <w:sz w:val="24"/>
-          <w:szCs w:val="24"/>
-        </w:rPr>
-        <w:t xml:space="preserve">. Refresh </w:t>
-      </w:r>
-      <w:proofErr w:type="spellStart"/>
-      <w:r>
-        <w:rPr>
-          <w:rFonts w:ascii="Calibri" w:hAnsi="Calibri" w:cs="Calibri"/>
-          <w:sz w:val="24"/>
-          <w:szCs w:val="24"/>
-        </w:rPr>
-        <w:t>halaman</w:t>
-      </w:r>
-      <w:proofErr w:type="spellEnd"/>
-      <w:r>
-        <w:rPr>
-          <w:rFonts w:ascii="Calibri" w:hAnsi="Calibri" w:cs="Calibri"/>
-          <w:sz w:val="24"/>
-          <w:szCs w:val="24"/>
-        </w:rPr>
-        <w:t xml:space="preserve"> — </w:t>
-      </w:r>
-      <w:proofErr w:type="spellStart"/>
-      <w:r>
-        <w:rPr>
-          <w:rFonts w:ascii="Calibri" w:hAnsi="Calibri" w:cs="Calibri"/>
-          <w:sz w:val="24"/>
-          <w:szCs w:val="24"/>
-        </w:rPr>
-        <w:t>perhatikan</w:t>
-      </w:r>
-      <w:proofErr w:type="spellEnd"/>
-      <w:r>
-        <w:rPr>
-          <w:rFonts w:ascii="Calibri" w:hAnsi="Calibri" w:cs="Calibri"/>
-          <w:sz w:val="24"/>
-          <w:szCs w:val="24"/>
-        </w:rPr>
-        <w:t xml:space="preserve"> baris </w:t>
-      </w:r>
-      <w:proofErr w:type="spellStart"/>
-      <w:r>
-        <w:rPr>
-          <w:rFonts w:ascii="Calibri" w:hAnsi="Calibri" w:cs="Calibri"/>
-          <w:sz w:val="24"/>
-          <w:szCs w:val="24"/>
-        </w:rPr>
-        <w:t>itu</w:t>
-      </w:r>
-      <w:proofErr w:type="spellEnd"/>
-      <w:r>
-        <w:rPr>
-          <w:rFonts w:ascii="Calibri" w:hAnsi="Calibri" w:cs="Calibri"/>
-          <w:sz w:val="24"/>
-          <w:szCs w:val="24"/>
-        </w:rPr>
-        <w:t xml:space="preserve"> </w:t>
-      </w:r>
-      <w:proofErr w:type="spellStart"/>
-      <w:r>
-        <w:rPr>
-          <w:rFonts w:ascii="Calibri" w:hAnsi="Calibri" w:cs="Calibri"/>
-          <w:sz w:val="24"/>
-          <w:szCs w:val="24"/>
-        </w:rPr>
-        <w:t>muncul</w:t>
-      </w:r>
-      <w:proofErr w:type="spellEnd"/>
-      <w:r>
-        <w:rPr>
-          <w:rFonts w:ascii="Calibri" w:hAnsi="Calibri" w:cs="Calibri"/>
-          <w:sz w:val="24"/>
-          <w:szCs w:val="24"/>
-        </w:rPr>
-        <w:t xml:space="preserve"> </w:t>
-      </w:r>
-      <w:proofErr w:type="spellStart"/>
-      <w:r>
-        <w:rPr>
-          <w:rFonts w:ascii="Calibri" w:hAnsi="Calibri" w:cs="Calibri"/>
-          <w:sz w:val="24"/>
-          <w:szCs w:val="24"/>
-        </w:rPr>
-        <w:t>kembali</w:t>
-      </w:r>
-      <w:proofErr w:type="spellEnd"/>
-      <w:r>
-        <w:rPr>
-          <w:rFonts w:ascii="Calibri" w:hAnsi="Calibri" w:cs="Calibri"/>
-          <w:sz w:val="24"/>
-          <w:szCs w:val="24"/>
-        </w:rPr>
-        <w:t xml:space="preserve"> </w:t>
+        <w:t xml:space="preserve"> hapus </w:t>
+      </w:r>
+      <w:proofErr w:type="spellStart"/>
+      <w:r>
+        <w:rPr>
+          <w:rFonts w:ascii="Calibri" w:hAnsi="Calibri" w:cs="Calibri"/>
+          <w:sz w:val="24"/>
+          <w:szCs w:val="24"/>
+        </w:rPr>
+        <w:t>lalu</w:t>
+      </w:r>
+      <w:proofErr w:type="spellEnd"/>
+      <w:r>
+        <w:rPr>
+          <w:rFonts w:ascii="Calibri" w:hAnsi="Calibri" w:cs="Calibri"/>
+          <w:sz w:val="24"/>
+          <w:szCs w:val="24"/>
+        </w:rPr>
+        <w:t xml:space="preserve"> cancel</w:t>
       </w:r>
     </w:p>
     <w:p>
@@ -1355,17 +1394,13 @@
       </w:pPr>
       <w:r>
         <w:rPr>
-          <w:rFonts w:ascii="Calibri" w:hAnsi="Calibri" w:cs="Calibri"/>
           <w:noProof/>
-          <w:sz w:val="24"/>
-          <w:szCs w:val="24"/>
-        </w:rPr>
-        <w:lastRenderedPageBreak/>
+        </w:rPr>
         <w:drawing>
-          <wp:inline distT="0" distB="0" distL="0" distR="0" wp14:anchorId="0CC2DFD8" wp14:editId="1FCD502E">
-            <wp:extent cx="5731510" cy="3222625"/>
-            <wp:effectExtent l="0" t="0" r="2540" b="0"/>
-            <wp:docPr id="1080063119" name="Picture 1"/>
+          <wp:inline distT="0" distB="0" distL="0" distR="0" wp14:anchorId="38914876" wp14:editId="267DA777">
+            <wp:extent cx="5076150" cy="3905250"/>
+            <wp:effectExtent l="0" t="0" r="0" b="0"/>
+            <wp:docPr id="1399251302" name="Picture 1"/>
             <wp:cNvGraphicFramePr>
               <a:graphicFrameLocks xmlns:a="http://schemas.openxmlformats.org/drawingml/2006/main" noChangeAspect="1"/>
             </wp:cNvGraphicFramePr>
@@ -1373,17 +1408,11 @@
               <a:graphicData uri="http://schemas.openxmlformats.org/drawingml/2006/picture">
                 <pic:pic xmlns:pic="http://schemas.openxmlformats.org/drawingml/2006/picture">
                   <pic:nvPicPr>
-                    <pic:cNvPr id="1080063119" name="Picture 1080063119"/>
+                    <pic:cNvPr id="1399251302" name=""/>
                     <pic:cNvPicPr/>
                   </pic:nvPicPr>
                   <pic:blipFill>
-                    <a:blip r:embed="rId8">
-                      <a:extLst>
-                        <a:ext uri="{28A0092B-C50C-407E-A947-70E740481C1C}">
-                          <a14:useLocalDpi xmlns:a14="http://schemas.microsoft.com/office/drawing/2010/main" val="0"/>
-                        </a:ext>
-                      </a:extLst>
-                    </a:blip>
+                    <a:blip r:embed="rId8"/>
                     <a:stretch>
                       <a:fillRect/>
                     </a:stretch>
@@ -1391,7 +1420,7 @@
                   <pic:spPr>
                     <a:xfrm>
                       <a:off x="0" y="0"/>
-                      <a:ext cx="5731510" cy="3222625"/>
+                      <a:ext cx="5091337" cy="3916934"/>
                     </a:xfrm>
                     <a:prstGeom prst="rect">
                       <a:avLst/>
@@ -1422,6 +1451,7 @@
           <w:sz w:val="24"/>
           <w:szCs w:val="24"/>
         </w:rPr>
+        <w:lastRenderedPageBreak/>
         <w:t>Klik</w:t>
       </w:r>
       <w:proofErr w:type="spellEnd"/>
@@ -1449,7 +1479,7 @@
           <w:sz w:val="24"/>
           <w:szCs w:val="24"/>
         </w:rPr>
-        <w:t xml:space="preserve"> cancel</w:t>
+        <w:t xml:space="preserve"> ok</w:t>
       </w:r>
     </w:p>
     <w:p>
@@ -1465,16 +1495,13 @@
       </w:pPr>
       <w:r>
         <w:rPr>
-          <w:rFonts w:ascii="Calibri" w:hAnsi="Calibri" w:cs="Calibri"/>
           <w:noProof/>
-          <w:sz w:val="24"/>
-          <w:szCs w:val="24"/>
         </w:rPr>
         <w:drawing>
-          <wp:inline distT="0" distB="0" distL="0" distR="0" wp14:anchorId="6342CAAB" wp14:editId="19532517">
-            <wp:extent cx="5731510" cy="3222625"/>
-            <wp:effectExtent l="0" t="0" r="2540" b="0"/>
-            <wp:docPr id="1772307818" name="Picture 2"/>
+          <wp:inline distT="0" distB="0" distL="0" distR="0" wp14:anchorId="24F65DC2" wp14:editId="2707303B">
+            <wp:extent cx="3790950" cy="3244106"/>
+            <wp:effectExtent l="0" t="0" r="0" b="0"/>
+            <wp:docPr id="1180689829" name="Picture 1"/>
             <wp:cNvGraphicFramePr>
               <a:graphicFrameLocks xmlns:a="http://schemas.openxmlformats.org/drawingml/2006/main" noChangeAspect="1"/>
             </wp:cNvGraphicFramePr>
@@ -1482,17 +1509,11 @@
               <a:graphicData uri="http://schemas.openxmlformats.org/drawingml/2006/picture">
                 <pic:pic xmlns:pic="http://schemas.openxmlformats.org/drawingml/2006/picture">
                   <pic:nvPicPr>
-                    <pic:cNvPr id="1772307818" name="Picture 1772307818"/>
+                    <pic:cNvPr id="1180689829" name=""/>
                     <pic:cNvPicPr/>
                   </pic:nvPicPr>
                   <pic:blipFill>
-                    <a:blip r:embed="rId9">
-                      <a:extLst>
-                        <a:ext uri="{28A0092B-C50C-407E-A947-70E740481C1C}">
-                          <a14:useLocalDpi xmlns:a14="http://schemas.microsoft.com/office/drawing/2010/main" val="0"/>
-                        </a:ext>
-                      </a:extLst>
-                    </a:blip>
+                    <a:blip r:embed="rId9"/>
                     <a:stretch>
                       <a:fillRect/>
                     </a:stretch>
@@ -1500,7 +1521,7 @@
                   <pic:spPr>
                     <a:xfrm>
                       <a:off x="0" y="0"/>
-                      <a:ext cx="5731510" cy="3222625"/>
+                      <a:ext cx="3801076" cy="3252771"/>
                     </a:xfrm>
                     <a:prstGeom prst="rect">
                       <a:avLst/>
@@ -1512,79 +1533,581 @@
           </wp:inline>
         </w:drawing>
       </w:r>
+      <w:r>
+        <w:rPr>
+          <w:rFonts w:ascii="Calibri" w:hAnsi="Calibri" w:cs="Calibri"/>
+          <w:sz w:val="24"/>
+          <w:szCs w:val="24"/>
+        </w:rPr>
+        <w:br/>
+      </w:r>
+      <w:proofErr w:type="spellStart"/>
+      <w:r>
+        <w:rPr>
+          <w:rFonts w:ascii="Calibri" w:hAnsi="Calibri" w:cs="Calibri"/>
+          <w:sz w:val="24"/>
+          <w:szCs w:val="24"/>
+        </w:rPr>
+        <w:t>Setelah</w:t>
+      </w:r>
+      <w:proofErr w:type="spellEnd"/>
+      <w:r>
+        <w:rPr>
+          <w:rFonts w:ascii="Calibri" w:hAnsi="Calibri" w:cs="Calibri"/>
+          <w:sz w:val="24"/>
+          <w:szCs w:val="24"/>
+        </w:rPr>
+        <w:t xml:space="preserve"> Di refresh</w:t>
+      </w:r>
+    </w:p>
+    <w:p>
+      <w:pPr>
+        <w:pStyle w:val="ListParagraph"/>
+        <w:numPr>
+          <w:ilvl w:val="0"/>
+          <w:numId w:val="6"/>
+        </w:numPr>
+        <w:spacing w:after="320"/>
+        <w:rPr>
+          <w:rFonts w:ascii="Calibri" w:hAnsi="Calibri" w:cs="Calibri"/>
+          <w:sz w:val="24"/>
+          <w:szCs w:val="24"/>
+        </w:rPr>
+      </w:pPr>
+      <w:r>
+        <w:rPr>
+          <w:rFonts w:ascii="Calibri" w:hAnsi="Calibri" w:cs="Calibri"/>
+          <w:sz w:val="24"/>
+          <w:szCs w:val="24"/>
+        </w:rPr>
+        <w:t>Buka </w:t>
+      </w:r>
+      <w:proofErr w:type="spellStart"/>
+      <w:r>
+        <w:rPr>
+          <w:rFonts w:ascii="Calibri" w:hAnsi="Calibri" w:cs="Calibri"/>
+          <w:sz w:val="24"/>
+          <w:szCs w:val="24"/>
+        </w:rPr>
+        <w:t>buku</w:t>
+      </w:r>
+      <w:proofErr w:type="spellEnd"/>
+      <w:r>
+        <w:rPr>
+          <w:rFonts w:ascii="Calibri" w:hAnsi="Calibri" w:cs="Calibri"/>
+          <w:sz w:val="24"/>
+          <w:szCs w:val="24"/>
+        </w:rPr>
+        <w:t xml:space="preserve">/tambah.html, </w:t>
+      </w:r>
+      <w:proofErr w:type="spellStart"/>
+      <w:r>
+        <w:rPr>
+          <w:rFonts w:ascii="Calibri" w:hAnsi="Calibri" w:cs="Calibri"/>
+          <w:sz w:val="24"/>
+          <w:szCs w:val="24"/>
+        </w:rPr>
+        <w:t>langsung</w:t>
+      </w:r>
+      <w:proofErr w:type="spellEnd"/>
+      <w:r>
+        <w:rPr>
+          <w:rFonts w:ascii="Calibri" w:hAnsi="Calibri" w:cs="Calibri"/>
+          <w:sz w:val="24"/>
+          <w:szCs w:val="24"/>
+        </w:rPr>
+        <w:t xml:space="preserve"> </w:t>
+      </w:r>
+      <w:proofErr w:type="spellStart"/>
+      <w:r>
+        <w:rPr>
+          <w:rFonts w:ascii="Calibri" w:hAnsi="Calibri" w:cs="Calibri"/>
+          <w:sz w:val="24"/>
+          <w:szCs w:val="24"/>
+        </w:rPr>
+        <w:t>klik</w:t>
+      </w:r>
+      <w:proofErr w:type="spellEnd"/>
+      <w:r>
+        <w:rPr>
+          <w:rFonts w:ascii="Calibri" w:hAnsi="Calibri" w:cs="Calibri"/>
+          <w:sz w:val="24"/>
+          <w:szCs w:val="24"/>
+        </w:rPr>
+        <w:t xml:space="preserve"> "</w:t>
+      </w:r>
+      <w:proofErr w:type="spellStart"/>
+      <w:r>
+        <w:rPr>
+          <w:rFonts w:ascii="Calibri" w:hAnsi="Calibri" w:cs="Calibri"/>
+          <w:sz w:val="24"/>
+          <w:szCs w:val="24"/>
+        </w:rPr>
+        <w:t>Simpan</w:t>
+      </w:r>
+      <w:proofErr w:type="spellEnd"/>
+      <w:r>
+        <w:rPr>
+          <w:rFonts w:ascii="Calibri" w:hAnsi="Calibri" w:cs="Calibri"/>
+          <w:sz w:val="24"/>
+          <w:szCs w:val="24"/>
+        </w:rPr>
+        <w:t xml:space="preserve">" </w:t>
+      </w:r>
+      <w:proofErr w:type="spellStart"/>
+      <w:r>
+        <w:rPr>
+          <w:rFonts w:ascii="Calibri" w:hAnsi="Calibri" w:cs="Calibri"/>
+          <w:sz w:val="24"/>
+          <w:szCs w:val="24"/>
+        </w:rPr>
+        <w:t>tanpa</w:t>
+      </w:r>
+      <w:proofErr w:type="spellEnd"/>
+      <w:r>
+        <w:rPr>
+          <w:rFonts w:ascii="Calibri" w:hAnsi="Calibri" w:cs="Calibri"/>
+          <w:sz w:val="24"/>
+          <w:szCs w:val="24"/>
+        </w:rPr>
+        <w:t xml:space="preserve"> </w:t>
+      </w:r>
+      <w:proofErr w:type="spellStart"/>
+      <w:r>
+        <w:rPr>
+          <w:rFonts w:ascii="Calibri" w:hAnsi="Calibri" w:cs="Calibri"/>
+          <w:sz w:val="24"/>
+          <w:szCs w:val="24"/>
+        </w:rPr>
+        <w:t>mengisi</w:t>
+      </w:r>
+      <w:proofErr w:type="spellEnd"/>
+      <w:r>
+        <w:rPr>
+          <w:rFonts w:ascii="Calibri" w:hAnsi="Calibri" w:cs="Calibri"/>
+          <w:sz w:val="24"/>
+          <w:szCs w:val="24"/>
+        </w:rPr>
+        <w:t xml:space="preserve"> </w:t>
+      </w:r>
+      <w:proofErr w:type="spellStart"/>
+      <w:r>
+        <w:rPr>
+          <w:rFonts w:ascii="Calibri" w:hAnsi="Calibri" w:cs="Calibri"/>
+          <w:sz w:val="24"/>
+          <w:szCs w:val="24"/>
+        </w:rPr>
+        <w:t>apa</w:t>
+      </w:r>
+      <w:proofErr w:type="spellEnd"/>
+      <w:r>
+        <w:rPr>
+          <w:rFonts w:ascii="Calibri" w:hAnsi="Calibri" w:cs="Calibri"/>
+          <w:sz w:val="24"/>
+          <w:szCs w:val="24"/>
+        </w:rPr>
+        <w:t xml:space="preserve"> pun — </w:t>
+      </w:r>
+      <w:proofErr w:type="spellStart"/>
+      <w:r>
+        <w:rPr>
+          <w:rFonts w:ascii="Calibri" w:hAnsi="Calibri" w:cs="Calibri"/>
+          <w:sz w:val="24"/>
+          <w:szCs w:val="24"/>
+        </w:rPr>
+        <w:t>amati</w:t>
+      </w:r>
+      <w:proofErr w:type="spellEnd"/>
+      <w:r>
+        <w:rPr>
+          <w:rFonts w:ascii="Calibri" w:hAnsi="Calibri" w:cs="Calibri"/>
+          <w:sz w:val="24"/>
+          <w:szCs w:val="24"/>
+        </w:rPr>
+        <w:t xml:space="preserve"> </w:t>
+      </w:r>
+      <w:proofErr w:type="spellStart"/>
+      <w:r>
+        <w:rPr>
+          <w:rFonts w:ascii="Calibri" w:hAnsi="Calibri" w:cs="Calibri"/>
+          <w:sz w:val="24"/>
+          <w:szCs w:val="24"/>
+        </w:rPr>
+        <w:t>pesan</w:t>
+      </w:r>
+      <w:proofErr w:type="spellEnd"/>
+      <w:r>
+        <w:rPr>
+          <w:rFonts w:ascii="Calibri" w:hAnsi="Calibri" w:cs="Calibri"/>
+          <w:sz w:val="24"/>
+          <w:szCs w:val="24"/>
+        </w:rPr>
+        <w:t xml:space="preserve"> error </w:t>
+      </w:r>
+      <w:proofErr w:type="spellStart"/>
+      <w:r>
+        <w:rPr>
+          <w:rFonts w:ascii="Calibri" w:hAnsi="Calibri" w:cs="Calibri"/>
+          <w:sz w:val="24"/>
+          <w:szCs w:val="24"/>
+        </w:rPr>
+        <w:t>merah</w:t>
+      </w:r>
+      <w:proofErr w:type="spellEnd"/>
+      <w:r>
+        <w:rPr>
+          <w:rFonts w:ascii="Calibri" w:hAnsi="Calibri" w:cs="Calibri"/>
+          <w:sz w:val="24"/>
+          <w:szCs w:val="24"/>
+        </w:rPr>
+        <w:t xml:space="preserve"> </w:t>
+      </w:r>
+      <w:proofErr w:type="spellStart"/>
+      <w:r>
+        <w:rPr>
+          <w:rFonts w:ascii="Calibri" w:hAnsi="Calibri" w:cs="Calibri"/>
+          <w:sz w:val="24"/>
+          <w:szCs w:val="24"/>
+        </w:rPr>
+        <w:t>muncul</w:t>
+      </w:r>
+      <w:proofErr w:type="spellEnd"/>
+      <w:r>
+        <w:rPr>
+          <w:rFonts w:ascii="Calibri" w:hAnsi="Calibri" w:cs="Calibri"/>
+          <w:sz w:val="24"/>
+          <w:szCs w:val="24"/>
+        </w:rPr>
+        <w:t xml:space="preserve"> di </w:t>
+      </w:r>
+      <w:proofErr w:type="spellStart"/>
+      <w:r>
+        <w:rPr>
+          <w:rFonts w:ascii="Calibri" w:hAnsi="Calibri" w:cs="Calibri"/>
+          <w:sz w:val="24"/>
+          <w:szCs w:val="24"/>
+        </w:rPr>
+        <w:t>bawah</w:t>
+      </w:r>
+      <w:proofErr w:type="spellEnd"/>
+      <w:r>
+        <w:rPr>
+          <w:rFonts w:ascii="Calibri" w:hAnsi="Calibri" w:cs="Calibri"/>
+          <w:sz w:val="24"/>
+          <w:szCs w:val="24"/>
+        </w:rPr>
+        <w:t xml:space="preserve"> field yang </w:t>
+      </w:r>
+      <w:proofErr w:type="spellStart"/>
+      <w:r>
+        <w:rPr>
+          <w:rFonts w:ascii="Calibri" w:hAnsi="Calibri" w:cs="Calibri"/>
+          <w:sz w:val="24"/>
+          <w:szCs w:val="24"/>
+        </w:rPr>
+        <w:t>wajib</w:t>
+      </w:r>
+      <w:proofErr w:type="spellEnd"/>
+      <w:r>
+        <w:rPr>
+          <w:rFonts w:ascii="Calibri" w:hAnsi="Calibri" w:cs="Calibri"/>
+          <w:sz w:val="24"/>
+          <w:szCs w:val="24"/>
+        </w:rPr>
+        <w:t xml:space="preserve"> </w:t>
+      </w:r>
+      <w:proofErr w:type="spellStart"/>
+      <w:r>
+        <w:rPr>
+          <w:rFonts w:ascii="Calibri" w:hAnsi="Calibri" w:cs="Calibri"/>
+          <w:sz w:val="24"/>
+          <w:szCs w:val="24"/>
+        </w:rPr>
+        <w:t>diisi</w:t>
+      </w:r>
+      <w:proofErr w:type="spellEnd"/>
+      <w:r>
+        <w:rPr>
+          <w:rFonts w:ascii="Calibri" w:hAnsi="Calibri" w:cs="Calibri"/>
+          <w:sz w:val="24"/>
+          <w:szCs w:val="24"/>
+        </w:rPr>
+        <w:t xml:space="preserve">. Isi salah </w:t>
+      </w:r>
+      <w:proofErr w:type="spellStart"/>
+      <w:r>
+        <w:rPr>
+          <w:rFonts w:ascii="Calibri" w:hAnsi="Calibri" w:cs="Calibri"/>
+          <w:sz w:val="24"/>
+          <w:szCs w:val="24"/>
+        </w:rPr>
+        <w:t>satu</w:t>
+      </w:r>
+      <w:proofErr w:type="spellEnd"/>
+      <w:r>
+        <w:rPr>
+          <w:rFonts w:ascii="Calibri" w:hAnsi="Calibri" w:cs="Calibri"/>
+          <w:sz w:val="24"/>
+          <w:szCs w:val="24"/>
+        </w:rPr>
+        <w:t xml:space="preserve"> field yang error, </w:t>
+      </w:r>
+      <w:proofErr w:type="spellStart"/>
+      <w:r>
+        <w:rPr>
+          <w:rFonts w:ascii="Calibri" w:hAnsi="Calibri" w:cs="Calibri"/>
+          <w:sz w:val="24"/>
+          <w:szCs w:val="24"/>
+        </w:rPr>
+        <w:t>klik</w:t>
+      </w:r>
+      <w:proofErr w:type="spellEnd"/>
+      <w:r>
+        <w:rPr>
+          <w:rFonts w:ascii="Calibri" w:hAnsi="Calibri" w:cs="Calibri"/>
+          <w:sz w:val="24"/>
+          <w:szCs w:val="24"/>
+        </w:rPr>
+        <w:t xml:space="preserve"> "</w:t>
+      </w:r>
+      <w:proofErr w:type="spellStart"/>
+      <w:r>
+        <w:rPr>
+          <w:rFonts w:ascii="Calibri" w:hAnsi="Calibri" w:cs="Calibri"/>
+          <w:sz w:val="24"/>
+          <w:szCs w:val="24"/>
+        </w:rPr>
+        <w:t>Simpan</w:t>
+      </w:r>
+      <w:proofErr w:type="spellEnd"/>
+      <w:r>
+        <w:rPr>
+          <w:rFonts w:ascii="Calibri" w:hAnsi="Calibri" w:cs="Calibri"/>
+          <w:sz w:val="24"/>
+          <w:szCs w:val="24"/>
+        </w:rPr>
+        <w:t xml:space="preserve">" </w:t>
+      </w:r>
+      <w:proofErr w:type="spellStart"/>
+      <w:r>
+        <w:rPr>
+          <w:rFonts w:ascii="Calibri" w:hAnsi="Calibri" w:cs="Calibri"/>
+          <w:sz w:val="24"/>
+          <w:szCs w:val="24"/>
+        </w:rPr>
+        <w:t>lagi</w:t>
+      </w:r>
+      <w:proofErr w:type="spellEnd"/>
+      <w:r>
+        <w:rPr>
+          <w:rFonts w:ascii="Calibri" w:hAnsi="Calibri" w:cs="Calibri"/>
+          <w:sz w:val="24"/>
+          <w:szCs w:val="24"/>
+        </w:rPr>
+        <w:t xml:space="preserve"> — </w:t>
+      </w:r>
+      <w:proofErr w:type="spellStart"/>
+      <w:r>
+        <w:rPr>
+          <w:rFonts w:ascii="Calibri" w:hAnsi="Calibri" w:cs="Calibri"/>
+          <w:sz w:val="24"/>
+          <w:szCs w:val="24"/>
+        </w:rPr>
+        <w:t>amati</w:t>
+      </w:r>
+      <w:proofErr w:type="spellEnd"/>
+      <w:r>
+        <w:rPr>
+          <w:rFonts w:ascii="Calibri" w:hAnsi="Calibri" w:cs="Calibri"/>
+          <w:sz w:val="24"/>
+          <w:szCs w:val="24"/>
+        </w:rPr>
+        <w:t xml:space="preserve"> </w:t>
+      </w:r>
+      <w:proofErr w:type="spellStart"/>
+      <w:r>
+        <w:rPr>
+          <w:rFonts w:ascii="Calibri" w:hAnsi="Calibri" w:cs="Calibri"/>
+          <w:sz w:val="24"/>
+          <w:szCs w:val="24"/>
+        </w:rPr>
+        <w:t>pesan</w:t>
+      </w:r>
+      <w:proofErr w:type="spellEnd"/>
+      <w:r>
+        <w:rPr>
+          <w:rFonts w:ascii="Calibri" w:hAnsi="Calibri" w:cs="Calibri"/>
+          <w:sz w:val="24"/>
+          <w:szCs w:val="24"/>
+        </w:rPr>
+        <w:t xml:space="preserve"> error field </w:t>
+      </w:r>
+      <w:proofErr w:type="spellStart"/>
+      <w:r>
+        <w:rPr>
+          <w:rFonts w:ascii="Calibri" w:hAnsi="Calibri" w:cs="Calibri"/>
+          <w:sz w:val="24"/>
+          <w:szCs w:val="24"/>
+        </w:rPr>
+        <w:t>itu</w:t>
+      </w:r>
+      <w:proofErr w:type="spellEnd"/>
+      <w:r>
+        <w:rPr>
+          <w:rFonts w:ascii="Calibri" w:hAnsi="Calibri" w:cs="Calibri"/>
+          <w:sz w:val="24"/>
+          <w:szCs w:val="24"/>
+        </w:rPr>
+        <w:t xml:space="preserve"> </w:t>
+      </w:r>
+      <w:proofErr w:type="spellStart"/>
+      <w:r>
+        <w:rPr>
+          <w:rFonts w:ascii="Calibri" w:hAnsi="Calibri" w:cs="Calibri"/>
+          <w:sz w:val="24"/>
+          <w:szCs w:val="24"/>
+        </w:rPr>
+        <w:t>hilang</w:t>
+      </w:r>
+      <w:proofErr w:type="spellEnd"/>
+      <w:r>
+        <w:rPr>
+          <w:rFonts w:ascii="Calibri" w:hAnsi="Calibri" w:cs="Calibri"/>
+          <w:sz w:val="24"/>
+          <w:szCs w:val="24"/>
+        </w:rPr>
+        <w:t xml:space="preserve">, </w:t>
+      </w:r>
+      <w:proofErr w:type="spellStart"/>
+      <w:r>
+        <w:rPr>
+          <w:rFonts w:ascii="Calibri" w:hAnsi="Calibri" w:cs="Calibri"/>
+          <w:sz w:val="24"/>
+          <w:szCs w:val="24"/>
+        </w:rPr>
+        <w:t>sementara</w:t>
+      </w:r>
+      <w:proofErr w:type="spellEnd"/>
+      <w:r>
+        <w:rPr>
+          <w:rFonts w:ascii="Calibri" w:hAnsi="Calibri" w:cs="Calibri"/>
+          <w:sz w:val="24"/>
+          <w:szCs w:val="24"/>
+        </w:rPr>
+        <w:t xml:space="preserve"> field lain yang </w:t>
+      </w:r>
+      <w:proofErr w:type="spellStart"/>
+      <w:r>
+        <w:rPr>
+          <w:rFonts w:ascii="Calibri" w:hAnsi="Calibri" w:cs="Calibri"/>
+          <w:sz w:val="24"/>
+          <w:szCs w:val="24"/>
+        </w:rPr>
+        <w:t>masih</w:t>
+      </w:r>
+      <w:proofErr w:type="spellEnd"/>
+      <w:r>
+        <w:rPr>
+          <w:rFonts w:ascii="Calibri" w:hAnsi="Calibri" w:cs="Calibri"/>
+          <w:sz w:val="24"/>
+          <w:szCs w:val="24"/>
+        </w:rPr>
+        <w:t xml:space="preserve"> </w:t>
+      </w:r>
+      <w:proofErr w:type="spellStart"/>
+      <w:r>
+        <w:rPr>
+          <w:rFonts w:ascii="Calibri" w:hAnsi="Calibri" w:cs="Calibri"/>
+          <w:sz w:val="24"/>
+          <w:szCs w:val="24"/>
+        </w:rPr>
+        <w:t>kosong</w:t>
+      </w:r>
+      <w:proofErr w:type="spellEnd"/>
+      <w:r>
+        <w:rPr>
+          <w:rFonts w:ascii="Calibri" w:hAnsi="Calibri" w:cs="Calibri"/>
+          <w:sz w:val="24"/>
+          <w:szCs w:val="24"/>
+        </w:rPr>
+        <w:t xml:space="preserve"> </w:t>
+      </w:r>
+      <w:proofErr w:type="spellStart"/>
+      <w:r>
+        <w:rPr>
+          <w:rFonts w:ascii="Calibri" w:hAnsi="Calibri" w:cs="Calibri"/>
+          <w:sz w:val="24"/>
+          <w:szCs w:val="24"/>
+        </w:rPr>
+        <w:t>tetap</w:t>
+      </w:r>
+      <w:proofErr w:type="spellEnd"/>
+      <w:r>
+        <w:rPr>
+          <w:rFonts w:ascii="Calibri" w:hAnsi="Calibri" w:cs="Calibri"/>
+          <w:sz w:val="24"/>
+          <w:szCs w:val="24"/>
+        </w:rPr>
+        <w:t xml:space="preserve"> </w:t>
+      </w:r>
+      <w:proofErr w:type="spellStart"/>
+      <w:r>
+        <w:rPr>
+          <w:rFonts w:ascii="Calibri" w:hAnsi="Calibri" w:cs="Calibri"/>
+          <w:sz w:val="24"/>
+          <w:szCs w:val="24"/>
+        </w:rPr>
+        <w:t>menampilkan</w:t>
+      </w:r>
+      <w:proofErr w:type="spellEnd"/>
+      <w:r>
+        <w:rPr>
+          <w:rFonts w:ascii="Calibri" w:hAnsi="Calibri" w:cs="Calibri"/>
+          <w:sz w:val="24"/>
+          <w:szCs w:val="24"/>
+        </w:rPr>
+        <w:t xml:space="preserve"> </w:t>
+      </w:r>
+      <w:proofErr w:type="spellStart"/>
+      <w:r>
+        <w:rPr>
+          <w:rFonts w:ascii="Calibri" w:hAnsi="Calibri" w:cs="Calibri"/>
+          <w:sz w:val="24"/>
+          <w:szCs w:val="24"/>
+        </w:rPr>
+        <w:t>errornya</w:t>
+      </w:r>
+      <w:proofErr w:type="spellEnd"/>
+      <w:r>
+        <w:rPr>
+          <w:rFonts w:ascii="Calibri" w:hAnsi="Calibri" w:cs="Calibri"/>
+          <w:sz w:val="24"/>
+          <w:szCs w:val="24"/>
+        </w:rPr>
+        <w:t>.</w:t>
+      </w:r>
     </w:p>
     <w:p>
       <w:pPr>
         <w:pStyle w:val="ListParagraph"/>
         <w:spacing w:after="320"/>
         <w:ind w:left="720"/>
-        <w:rPr>
-          <w:rFonts w:ascii="Calibri" w:hAnsi="Calibri" w:cs="Calibri"/>
-          <w:sz w:val="24"/>
-          <w:szCs w:val="24"/>
-        </w:rPr>
-      </w:pPr>
-      <w:proofErr w:type="spellStart"/>
-      <w:r>
-        <w:rPr>
-          <w:rFonts w:ascii="Calibri" w:hAnsi="Calibri" w:cs="Calibri"/>
-          <w:sz w:val="24"/>
-          <w:szCs w:val="24"/>
-        </w:rPr>
-        <w:t>Klik</w:t>
-      </w:r>
-      <w:proofErr w:type="spellEnd"/>
-      <w:r>
-        <w:rPr>
-          <w:rFonts w:ascii="Calibri" w:hAnsi="Calibri" w:cs="Calibri"/>
-          <w:sz w:val="24"/>
-          <w:szCs w:val="24"/>
-        </w:rPr>
-        <w:t xml:space="preserve"> hapus </w:t>
-      </w:r>
-      <w:proofErr w:type="spellStart"/>
-      <w:r>
-        <w:rPr>
-          <w:rFonts w:ascii="Calibri" w:hAnsi="Calibri" w:cs="Calibri"/>
-          <w:sz w:val="24"/>
-          <w:szCs w:val="24"/>
-        </w:rPr>
-        <w:t>lalu</w:t>
-      </w:r>
-      <w:proofErr w:type="spellEnd"/>
-      <w:r>
-        <w:rPr>
-          <w:rFonts w:ascii="Calibri" w:hAnsi="Calibri" w:cs="Calibri"/>
-          <w:sz w:val="24"/>
-          <w:szCs w:val="24"/>
-        </w:rPr>
-        <w:t xml:space="preserve"> ok</w:t>
-      </w:r>
-    </w:p>
-    <w:p>
-      <w:pPr>
-        <w:pStyle w:val="ListParagraph"/>
-        <w:spacing w:after="320"/>
-        <w:ind w:left="720"/>
-        <w:rPr>
-          <w:rFonts w:ascii="Calibri" w:hAnsi="Calibri" w:cs="Calibri"/>
-          <w:sz w:val="24"/>
-          <w:szCs w:val="24"/>
-        </w:rPr>
-      </w:pPr>
-      <w:r>
-        <w:rPr>
-          <w:rFonts w:ascii="Calibri" w:hAnsi="Calibri" w:cs="Calibri"/>
+        <w:jc w:val="center"/>
+        <w:rPr>
+          <w:rFonts w:ascii="Calibri" w:hAnsi="Calibri" w:cs="Calibri"/>
+          <w:sz w:val="24"/>
+          <w:szCs w:val="24"/>
+        </w:rPr>
+      </w:pPr>
+      <w:r>
+        <w:rPr>
           <w:noProof/>
-          <w:sz w:val="24"/>
-          <w:szCs w:val="24"/>
-        </w:rPr>
-        <w:lastRenderedPageBreak/>
+        </w:rPr>
         <w:drawing>
-          <wp:inline distT="0" distB="0" distL="0" distR="0" wp14:anchorId="4CCBDE1E" wp14:editId="687B110D">
-            <wp:extent cx="5731510" cy="3222625"/>
+          <wp:inline distT="0" distB="0" distL="0" distR="0" wp14:anchorId="1A8968B2" wp14:editId="600CBCC3">
+            <wp:extent cx="5731510" cy="2973070"/>
             <wp:effectExtent l="0" t="0" r="2540" b="0"/>
-            <wp:docPr id="2126918287" name="Picture 1"/>
+            <wp:docPr id="1603292369" name="Picture 1"/>
             <wp:cNvGraphicFramePr>
               <a:graphicFrameLocks xmlns:a="http://schemas.openxmlformats.org/drawingml/2006/main" noChangeAspect="1"/>
             </wp:cNvGraphicFramePr>
@@ -1592,7 +2115,7 @@
               <a:graphicData uri="http://schemas.openxmlformats.org/drawingml/2006/picture">
                 <pic:pic xmlns:pic="http://schemas.openxmlformats.org/drawingml/2006/picture">
                   <pic:nvPicPr>
-                    <pic:cNvPr id="2126918287" name=""/>
+                    <pic:cNvPr id="1603292369" name=""/>
                     <pic:cNvPicPr/>
                   </pic:nvPicPr>
                   <pic:blipFill>
@@ -1604,7 +2127,7 @@
                   <pic:spPr>
                     <a:xfrm>
                       <a:off x="0" y="0"/>
-                      <a:ext cx="5731510" cy="3222625"/>
+                      <a:ext cx="5731510" cy="2973070"/>
                     </a:xfrm>
                     <a:prstGeom prst="rect">
                       <a:avLst/>
@@ -1616,72 +2139,71 @@
           </wp:inline>
         </w:drawing>
       </w:r>
-      <w:r>
-        <w:rPr>
-          <w:rFonts w:ascii="Calibri" w:hAnsi="Calibri" w:cs="Calibri"/>
-          <w:sz w:val="24"/>
-          <w:szCs w:val="24"/>
-        </w:rPr>
-        <w:br/>
-      </w:r>
-      <w:proofErr w:type="spellStart"/>
-      <w:r>
-        <w:rPr>
-          <w:rFonts w:ascii="Calibri" w:hAnsi="Calibri" w:cs="Calibri"/>
-          <w:sz w:val="24"/>
-          <w:szCs w:val="24"/>
-        </w:rPr>
-        <w:t>Setelah</w:t>
-      </w:r>
-      <w:proofErr w:type="spellEnd"/>
-      <w:r>
-        <w:rPr>
-          <w:rFonts w:ascii="Calibri" w:hAnsi="Calibri" w:cs="Calibri"/>
-          <w:sz w:val="24"/>
-          <w:szCs w:val="24"/>
-        </w:rPr>
-        <w:t xml:space="preserve"> Di refresh</w:t>
-      </w:r>
     </w:p>
     <w:p>
       <w:pPr>
         <w:pStyle w:val="ListParagraph"/>
-        <w:numPr>
-          <w:ilvl w:val="0"/>
-          <w:numId w:val="6"/>
-        </w:numPr>
         <w:spacing w:after="320"/>
-        <w:rPr>
-          <w:rFonts w:ascii="Calibri" w:hAnsi="Calibri" w:cs="Calibri"/>
-          <w:sz w:val="24"/>
-          <w:szCs w:val="24"/>
-        </w:rPr>
-      </w:pPr>
-      <w:r>
-        <w:rPr>
-          <w:rFonts w:ascii="Calibri" w:hAnsi="Calibri" w:cs="Calibri"/>
-          <w:sz w:val="24"/>
-          <w:szCs w:val="24"/>
-        </w:rPr>
-        <w:t>Buka </w:t>
-      </w:r>
-      <w:proofErr w:type="spellStart"/>
-      <w:r>
-        <w:rPr>
-          <w:rFonts w:ascii="Calibri" w:hAnsi="Calibri" w:cs="Calibri"/>
-          <w:sz w:val="24"/>
-          <w:szCs w:val="24"/>
-        </w:rPr>
-        <w:t>buku</w:t>
-      </w:r>
-      <w:proofErr w:type="spellEnd"/>
-      <w:r>
-        <w:rPr>
-          <w:rFonts w:ascii="Calibri" w:hAnsi="Calibri" w:cs="Calibri"/>
-          <w:sz w:val="24"/>
-          <w:szCs w:val="24"/>
-        </w:rPr>
-        <w:t xml:space="preserve">/tambah.html, </w:t>
+        <w:ind w:left="720"/>
+        <w:rPr>
+          <w:rFonts w:ascii="Calibri" w:hAnsi="Calibri" w:cs="Calibri"/>
+          <w:sz w:val="24"/>
+          <w:szCs w:val="24"/>
+        </w:rPr>
+      </w:pPr>
+      <w:proofErr w:type="spellStart"/>
+      <w:r>
+        <w:rPr>
+          <w:rFonts w:ascii="Calibri" w:hAnsi="Calibri" w:cs="Calibri"/>
+          <w:sz w:val="24"/>
+          <w:szCs w:val="24"/>
+        </w:rPr>
+        <w:t>Sebelum</w:t>
+      </w:r>
+      <w:proofErr w:type="spellEnd"/>
+      <w:r>
+        <w:rPr>
+          <w:rFonts w:ascii="Calibri" w:hAnsi="Calibri" w:cs="Calibri"/>
+          <w:sz w:val="24"/>
+          <w:szCs w:val="24"/>
+        </w:rPr>
+        <w:t xml:space="preserve"> di </w:t>
+      </w:r>
+      <w:proofErr w:type="spellStart"/>
+      <w:r>
+        <w:rPr>
+          <w:rFonts w:ascii="Calibri" w:hAnsi="Calibri" w:cs="Calibri"/>
+          <w:sz w:val="24"/>
+          <w:szCs w:val="24"/>
+        </w:rPr>
+        <w:t>isi</w:t>
+      </w:r>
+      <w:proofErr w:type="spellEnd"/>
+      <w:r>
+        <w:rPr>
+          <w:rFonts w:ascii="Calibri" w:hAnsi="Calibri" w:cs="Calibri"/>
+          <w:sz w:val="24"/>
+          <w:szCs w:val="24"/>
+        </w:rPr>
+        <w:t xml:space="preserve"> apa2 </w:t>
+      </w:r>
+      <w:proofErr w:type="spellStart"/>
+      <w:r>
+        <w:rPr>
+          <w:rFonts w:ascii="Calibri" w:hAnsi="Calibri" w:cs="Calibri"/>
+          <w:sz w:val="24"/>
+          <w:szCs w:val="24"/>
+        </w:rPr>
+        <w:t>namun</w:t>
+      </w:r>
+      <w:proofErr w:type="spellEnd"/>
+      <w:r>
+        <w:rPr>
+          <w:rFonts w:ascii="Calibri" w:hAnsi="Calibri" w:cs="Calibri"/>
+          <w:sz w:val="24"/>
+          <w:szCs w:val="24"/>
+        </w:rPr>
+        <w:t xml:space="preserve"> </w:t>
       </w:r>
       <w:proofErr w:type="spellStart"/>
       <w:r>
@@ -1699,168 +2221,6 @@
           <w:sz w:val="24"/>
           <w:szCs w:val="24"/>
         </w:rPr>
-        <w:t xml:space="preserve"> </w:t>
-      </w:r>
-      <w:proofErr w:type="spellStart"/>
-      <w:r>
-        <w:rPr>
-          <w:rFonts w:ascii="Calibri" w:hAnsi="Calibri" w:cs="Calibri"/>
-          <w:sz w:val="24"/>
-          <w:szCs w:val="24"/>
-        </w:rPr>
-        <w:t>klik</w:t>
-      </w:r>
-      <w:proofErr w:type="spellEnd"/>
-      <w:r>
-        <w:rPr>
-          <w:rFonts w:ascii="Calibri" w:hAnsi="Calibri" w:cs="Calibri"/>
-          <w:sz w:val="24"/>
-          <w:szCs w:val="24"/>
-        </w:rPr>
-        <w:t xml:space="preserve"> "</w:t>
-      </w:r>
-      <w:proofErr w:type="spellStart"/>
-      <w:r>
-        <w:rPr>
-          <w:rFonts w:ascii="Calibri" w:hAnsi="Calibri" w:cs="Calibri"/>
-          <w:sz w:val="24"/>
-          <w:szCs w:val="24"/>
-        </w:rPr>
-        <w:t>Simpan</w:t>
-      </w:r>
-      <w:proofErr w:type="spellEnd"/>
-      <w:r>
-        <w:rPr>
-          <w:rFonts w:ascii="Calibri" w:hAnsi="Calibri" w:cs="Calibri"/>
-          <w:sz w:val="24"/>
-          <w:szCs w:val="24"/>
-        </w:rPr>
-        <w:t xml:space="preserve">" </w:t>
-      </w:r>
-      <w:proofErr w:type="spellStart"/>
-      <w:r>
-        <w:rPr>
-          <w:rFonts w:ascii="Calibri" w:hAnsi="Calibri" w:cs="Calibri"/>
-          <w:sz w:val="24"/>
-          <w:szCs w:val="24"/>
-        </w:rPr>
-        <w:t>tanpa</w:t>
-      </w:r>
-      <w:proofErr w:type="spellEnd"/>
-      <w:r>
-        <w:rPr>
-          <w:rFonts w:ascii="Calibri" w:hAnsi="Calibri" w:cs="Calibri"/>
-          <w:sz w:val="24"/>
-          <w:szCs w:val="24"/>
-        </w:rPr>
-        <w:t xml:space="preserve"> </w:t>
-      </w:r>
-      <w:proofErr w:type="spellStart"/>
-      <w:r>
-        <w:rPr>
-          <w:rFonts w:ascii="Calibri" w:hAnsi="Calibri" w:cs="Calibri"/>
-          <w:sz w:val="24"/>
-          <w:szCs w:val="24"/>
-        </w:rPr>
-        <w:t>mengisi</w:t>
-      </w:r>
-      <w:proofErr w:type="spellEnd"/>
-      <w:r>
-        <w:rPr>
-          <w:rFonts w:ascii="Calibri" w:hAnsi="Calibri" w:cs="Calibri"/>
-          <w:sz w:val="24"/>
-          <w:szCs w:val="24"/>
-        </w:rPr>
-        <w:t xml:space="preserve"> </w:t>
-      </w:r>
-      <w:proofErr w:type="spellStart"/>
-      <w:r>
-        <w:rPr>
-          <w:rFonts w:ascii="Calibri" w:hAnsi="Calibri" w:cs="Calibri"/>
-          <w:sz w:val="24"/>
-          <w:szCs w:val="24"/>
-        </w:rPr>
-        <w:t>apa</w:t>
-      </w:r>
-      <w:proofErr w:type="spellEnd"/>
-      <w:r>
-        <w:rPr>
-          <w:rFonts w:ascii="Calibri" w:hAnsi="Calibri" w:cs="Calibri"/>
-          <w:sz w:val="24"/>
-          <w:szCs w:val="24"/>
-        </w:rPr>
-        <w:t xml:space="preserve"> pun — </w:t>
-      </w:r>
-      <w:proofErr w:type="spellStart"/>
-      <w:r>
-        <w:rPr>
-          <w:rFonts w:ascii="Calibri" w:hAnsi="Calibri" w:cs="Calibri"/>
-          <w:sz w:val="24"/>
-          <w:szCs w:val="24"/>
-        </w:rPr>
-        <w:t>amati</w:t>
-      </w:r>
-      <w:proofErr w:type="spellEnd"/>
-      <w:r>
-        <w:rPr>
-          <w:rFonts w:ascii="Calibri" w:hAnsi="Calibri" w:cs="Calibri"/>
-          <w:sz w:val="24"/>
-          <w:szCs w:val="24"/>
-        </w:rPr>
-        <w:t xml:space="preserve"> </w:t>
-      </w:r>
-      <w:proofErr w:type="spellStart"/>
-      <w:r>
-        <w:rPr>
-          <w:rFonts w:ascii="Calibri" w:hAnsi="Calibri" w:cs="Calibri"/>
-          <w:sz w:val="24"/>
-          <w:szCs w:val="24"/>
-        </w:rPr>
-        <w:t>pesan</w:t>
-      </w:r>
-      <w:proofErr w:type="spellEnd"/>
-      <w:r>
-        <w:rPr>
-          <w:rFonts w:ascii="Calibri" w:hAnsi="Calibri" w:cs="Calibri"/>
-          <w:sz w:val="24"/>
-          <w:szCs w:val="24"/>
-        </w:rPr>
-        <w:t xml:space="preserve"> error </w:t>
-      </w:r>
-      <w:proofErr w:type="spellStart"/>
-      <w:r>
-        <w:rPr>
-          <w:rFonts w:ascii="Calibri" w:hAnsi="Calibri" w:cs="Calibri"/>
-          <w:sz w:val="24"/>
-          <w:szCs w:val="24"/>
-        </w:rPr>
-        <w:t>merah</w:t>
-      </w:r>
-      <w:proofErr w:type="spellEnd"/>
-      <w:r>
-        <w:rPr>
-          <w:rFonts w:ascii="Calibri" w:hAnsi="Calibri" w:cs="Calibri"/>
-          <w:sz w:val="24"/>
-          <w:szCs w:val="24"/>
-        </w:rPr>
-        <w:t xml:space="preserve"> </w:t>
-      </w:r>
-      <w:proofErr w:type="spellStart"/>
-      <w:r>
-        <w:rPr>
-          <w:rFonts w:ascii="Calibri" w:hAnsi="Calibri" w:cs="Calibri"/>
-          <w:sz w:val="24"/>
-          <w:szCs w:val="24"/>
-        </w:rPr>
-        <w:t>muncul</w:t>
-      </w:r>
-      <w:proofErr w:type="spellEnd"/>
-      <w:r>
-        <w:rPr>
-          <w:rFonts w:ascii="Calibri" w:hAnsi="Calibri" w:cs="Calibri"/>
-          <w:sz w:val="24"/>
-          <w:szCs w:val="24"/>
-        </w:rPr>
         <w:t xml:space="preserve"> di </w:t>
       </w:r>
       <w:proofErr w:type="spellStart"/>
@@ -1870,305 +2230,9 @@
           <w:sz w:val="24"/>
           <w:szCs w:val="24"/>
         </w:rPr>
-        <w:t>bawah</w:t>
-      </w:r>
-      <w:proofErr w:type="spellEnd"/>
-      <w:r>
-        <w:rPr>
-          <w:rFonts w:ascii="Calibri" w:hAnsi="Calibri" w:cs="Calibri"/>
-          <w:sz w:val="24"/>
-          <w:szCs w:val="24"/>
-        </w:rPr>
-        <w:t xml:space="preserve"> field yang </w:t>
-      </w:r>
-      <w:proofErr w:type="spellStart"/>
-      <w:r>
-        <w:rPr>
-          <w:rFonts w:ascii="Calibri" w:hAnsi="Calibri" w:cs="Calibri"/>
-          <w:sz w:val="24"/>
-          <w:szCs w:val="24"/>
-        </w:rPr>
-        <w:t>wajib</w:t>
-      </w:r>
-      <w:proofErr w:type="spellEnd"/>
-      <w:r>
-        <w:rPr>
-          <w:rFonts w:ascii="Calibri" w:hAnsi="Calibri" w:cs="Calibri"/>
-          <w:sz w:val="24"/>
-          <w:szCs w:val="24"/>
-        </w:rPr>
-        <w:t xml:space="preserve"> </w:t>
-      </w:r>
-      <w:proofErr w:type="spellStart"/>
-      <w:r>
-        <w:rPr>
-          <w:rFonts w:ascii="Calibri" w:hAnsi="Calibri" w:cs="Calibri"/>
-          <w:sz w:val="24"/>
-          <w:szCs w:val="24"/>
-        </w:rPr>
-        <w:t>diisi</w:t>
-      </w:r>
-      <w:proofErr w:type="spellEnd"/>
-      <w:r>
-        <w:rPr>
-          <w:rFonts w:ascii="Calibri" w:hAnsi="Calibri" w:cs="Calibri"/>
-          <w:sz w:val="24"/>
-          <w:szCs w:val="24"/>
-        </w:rPr>
-        <w:t xml:space="preserve">. Isi salah </w:t>
-      </w:r>
-      <w:proofErr w:type="spellStart"/>
-      <w:r>
-        <w:rPr>
-          <w:rFonts w:ascii="Calibri" w:hAnsi="Calibri" w:cs="Calibri"/>
-          <w:sz w:val="24"/>
-          <w:szCs w:val="24"/>
-        </w:rPr>
-        <w:t>satu</w:t>
-      </w:r>
-      <w:proofErr w:type="spellEnd"/>
-      <w:r>
-        <w:rPr>
-          <w:rFonts w:ascii="Calibri" w:hAnsi="Calibri" w:cs="Calibri"/>
-          <w:sz w:val="24"/>
-          <w:szCs w:val="24"/>
-        </w:rPr>
-        <w:t xml:space="preserve"> field yang error, </w:t>
-      </w:r>
-      <w:proofErr w:type="spellStart"/>
-      <w:r>
-        <w:rPr>
-          <w:rFonts w:ascii="Calibri" w:hAnsi="Calibri" w:cs="Calibri"/>
-          <w:sz w:val="24"/>
-          <w:szCs w:val="24"/>
-        </w:rPr>
-        <w:t>klik</w:t>
-      </w:r>
-      <w:proofErr w:type="spellEnd"/>
-      <w:r>
-        <w:rPr>
-          <w:rFonts w:ascii="Calibri" w:hAnsi="Calibri" w:cs="Calibri"/>
-          <w:sz w:val="24"/>
-          <w:szCs w:val="24"/>
-        </w:rPr>
-        <w:t xml:space="preserve"> "</w:t>
-      </w:r>
-      <w:proofErr w:type="spellStart"/>
-      <w:r>
-        <w:rPr>
-          <w:rFonts w:ascii="Calibri" w:hAnsi="Calibri" w:cs="Calibri"/>
-          <w:sz w:val="24"/>
-          <w:szCs w:val="24"/>
-        </w:rPr>
-        <w:t>Simpan</w:t>
-      </w:r>
-      <w:proofErr w:type="spellEnd"/>
-      <w:r>
-        <w:rPr>
-          <w:rFonts w:ascii="Calibri" w:hAnsi="Calibri" w:cs="Calibri"/>
-          <w:sz w:val="24"/>
-          <w:szCs w:val="24"/>
-        </w:rPr>
-        <w:t xml:space="preserve">" </w:t>
-      </w:r>
-      <w:proofErr w:type="spellStart"/>
-      <w:r>
-        <w:rPr>
-          <w:rFonts w:ascii="Calibri" w:hAnsi="Calibri" w:cs="Calibri"/>
-          <w:sz w:val="24"/>
-          <w:szCs w:val="24"/>
-        </w:rPr>
-        <w:t>lagi</w:t>
-      </w:r>
-      <w:proofErr w:type="spellEnd"/>
-      <w:r>
-        <w:rPr>
-          <w:rFonts w:ascii="Calibri" w:hAnsi="Calibri" w:cs="Calibri"/>
-          <w:sz w:val="24"/>
-          <w:szCs w:val="24"/>
-        </w:rPr>
-        <w:t xml:space="preserve"> — </w:t>
-      </w:r>
-      <w:proofErr w:type="spellStart"/>
-      <w:r>
-        <w:rPr>
-          <w:rFonts w:ascii="Calibri" w:hAnsi="Calibri" w:cs="Calibri"/>
-          <w:sz w:val="24"/>
-          <w:szCs w:val="24"/>
-        </w:rPr>
-        <w:t>amati</w:t>
-      </w:r>
-      <w:proofErr w:type="spellEnd"/>
-      <w:r>
-        <w:rPr>
-          <w:rFonts w:ascii="Calibri" w:hAnsi="Calibri" w:cs="Calibri"/>
-          <w:sz w:val="24"/>
-          <w:szCs w:val="24"/>
-        </w:rPr>
-        <w:t xml:space="preserve"> </w:t>
-      </w:r>
-      <w:proofErr w:type="spellStart"/>
-      <w:r>
-        <w:rPr>
-          <w:rFonts w:ascii="Calibri" w:hAnsi="Calibri" w:cs="Calibri"/>
-          <w:sz w:val="24"/>
-          <w:szCs w:val="24"/>
-        </w:rPr>
-        <w:t>pesan</w:t>
-      </w:r>
-      <w:proofErr w:type="spellEnd"/>
-      <w:r>
-        <w:rPr>
-          <w:rFonts w:ascii="Calibri" w:hAnsi="Calibri" w:cs="Calibri"/>
-          <w:sz w:val="24"/>
-          <w:szCs w:val="24"/>
-        </w:rPr>
-        <w:t xml:space="preserve"> error field </w:t>
-      </w:r>
-      <w:proofErr w:type="spellStart"/>
-      <w:r>
-        <w:rPr>
-          <w:rFonts w:ascii="Calibri" w:hAnsi="Calibri" w:cs="Calibri"/>
-          <w:sz w:val="24"/>
-          <w:szCs w:val="24"/>
-        </w:rPr>
-        <w:t>itu</w:t>
-      </w:r>
-      <w:proofErr w:type="spellEnd"/>
-      <w:r>
-        <w:rPr>
-          <w:rFonts w:ascii="Calibri" w:hAnsi="Calibri" w:cs="Calibri"/>
-          <w:sz w:val="24"/>
-          <w:szCs w:val="24"/>
-        </w:rPr>
-        <w:t xml:space="preserve"> </w:t>
-      </w:r>
-      <w:proofErr w:type="spellStart"/>
-      <w:r>
-        <w:rPr>
-          <w:rFonts w:ascii="Calibri" w:hAnsi="Calibri" w:cs="Calibri"/>
-          <w:sz w:val="24"/>
-          <w:szCs w:val="24"/>
-        </w:rPr>
-        <w:t>hilang</w:t>
-      </w:r>
-      <w:proofErr w:type="spellEnd"/>
-      <w:r>
-        <w:rPr>
-          <w:rFonts w:ascii="Calibri" w:hAnsi="Calibri" w:cs="Calibri"/>
-          <w:sz w:val="24"/>
-          <w:szCs w:val="24"/>
-        </w:rPr>
-        <w:t xml:space="preserve">, </w:t>
-      </w:r>
-      <w:proofErr w:type="spellStart"/>
-      <w:r>
-        <w:rPr>
-          <w:rFonts w:ascii="Calibri" w:hAnsi="Calibri" w:cs="Calibri"/>
-          <w:sz w:val="24"/>
-          <w:szCs w:val="24"/>
-        </w:rPr>
-        <w:t>sementara</w:t>
-      </w:r>
-      <w:proofErr w:type="spellEnd"/>
-      <w:r>
-        <w:rPr>
-          <w:rFonts w:ascii="Calibri" w:hAnsi="Calibri" w:cs="Calibri"/>
-          <w:sz w:val="24"/>
-          <w:szCs w:val="24"/>
-        </w:rPr>
-        <w:t xml:space="preserve"> field lain yang </w:t>
-      </w:r>
-      <w:proofErr w:type="spellStart"/>
-      <w:r>
-        <w:rPr>
-          <w:rFonts w:ascii="Calibri" w:hAnsi="Calibri" w:cs="Calibri"/>
-          <w:sz w:val="24"/>
-          <w:szCs w:val="24"/>
-        </w:rPr>
-        <w:t>masih</w:t>
-      </w:r>
-      <w:proofErr w:type="spellEnd"/>
-      <w:r>
-        <w:rPr>
-          <w:rFonts w:ascii="Calibri" w:hAnsi="Calibri" w:cs="Calibri"/>
-          <w:sz w:val="24"/>
-          <w:szCs w:val="24"/>
-        </w:rPr>
-        <w:t xml:space="preserve"> </w:t>
-      </w:r>
-      <w:proofErr w:type="spellStart"/>
-      <w:r>
-        <w:rPr>
-          <w:rFonts w:ascii="Calibri" w:hAnsi="Calibri" w:cs="Calibri"/>
-          <w:sz w:val="24"/>
-          <w:szCs w:val="24"/>
-        </w:rPr>
-        <w:t>kosong</w:t>
-      </w:r>
-      <w:proofErr w:type="spellEnd"/>
-      <w:r>
-        <w:rPr>
-          <w:rFonts w:ascii="Calibri" w:hAnsi="Calibri" w:cs="Calibri"/>
-          <w:sz w:val="24"/>
-          <w:szCs w:val="24"/>
-        </w:rPr>
-        <w:t xml:space="preserve"> </w:t>
-      </w:r>
-      <w:proofErr w:type="spellStart"/>
-      <w:r>
-        <w:rPr>
-          <w:rFonts w:ascii="Calibri" w:hAnsi="Calibri" w:cs="Calibri"/>
-          <w:sz w:val="24"/>
-          <w:szCs w:val="24"/>
-        </w:rPr>
-        <w:t>tetap</w:t>
-      </w:r>
-      <w:proofErr w:type="spellEnd"/>
-      <w:r>
-        <w:rPr>
-          <w:rFonts w:ascii="Calibri" w:hAnsi="Calibri" w:cs="Calibri"/>
-          <w:sz w:val="24"/>
-          <w:szCs w:val="24"/>
-        </w:rPr>
-        <w:t xml:space="preserve"> </w:t>
-      </w:r>
-      <w:proofErr w:type="spellStart"/>
-      <w:r>
-        <w:rPr>
-          <w:rFonts w:ascii="Calibri" w:hAnsi="Calibri" w:cs="Calibri"/>
-          <w:sz w:val="24"/>
-          <w:szCs w:val="24"/>
-        </w:rPr>
-        <w:t>menampilkan</w:t>
-      </w:r>
-      <w:proofErr w:type="spellEnd"/>
-      <w:r>
-        <w:rPr>
-          <w:rFonts w:ascii="Calibri" w:hAnsi="Calibri" w:cs="Calibri"/>
-          <w:sz w:val="24"/>
-          <w:szCs w:val="24"/>
-        </w:rPr>
-        <w:t xml:space="preserve"> </w:t>
-      </w:r>
-      <w:proofErr w:type="spellStart"/>
-      <w:r>
-        <w:rPr>
-          <w:rFonts w:ascii="Calibri" w:hAnsi="Calibri" w:cs="Calibri"/>
-          <w:sz w:val="24"/>
-          <w:szCs w:val="24"/>
-        </w:rPr>
-        <w:t>errornya</w:t>
-      </w:r>
-      <w:proofErr w:type="spellEnd"/>
-      <w:r>
-        <w:rPr>
-          <w:rFonts w:ascii="Calibri" w:hAnsi="Calibri" w:cs="Calibri"/>
-          <w:sz w:val="24"/>
-          <w:szCs w:val="24"/>
-        </w:rPr>
-        <w:t>.</w:t>
-      </w:r>
+        <w:t>simpan</w:t>
+      </w:r>
+      <w:proofErr w:type="spellEnd"/>
     </w:p>
     <w:p>
       <w:pPr>
@@ -2184,16 +2248,14 @@
       </w:pPr>
       <w:r>
         <w:rPr>
-          <w:rFonts w:ascii="Calibri" w:hAnsi="Calibri" w:cs="Calibri"/>
           <w:noProof/>
-          <w:sz w:val="24"/>
-          <w:szCs w:val="24"/>
-        </w:rPr>
+        </w:rPr>
+        <w:lastRenderedPageBreak/>
         <w:drawing>
-          <wp:inline distT="0" distB="0" distL="0" distR="0" wp14:anchorId="5F5F1A78" wp14:editId="2424A589">
-            <wp:extent cx="3419475" cy="3832818"/>
-            <wp:effectExtent l="0" t="0" r="0" b="0"/>
-            <wp:docPr id="1378677372" name="Picture 1"/>
+          <wp:inline distT="0" distB="0" distL="0" distR="0" wp14:anchorId="570DB49F" wp14:editId="43D70CF5">
+            <wp:extent cx="5553075" cy="3695700"/>
+            <wp:effectExtent l="0" t="0" r="9525" b="0"/>
+            <wp:docPr id="1995645146" name="Picture 1"/>
             <wp:cNvGraphicFramePr>
               <a:graphicFrameLocks xmlns:a="http://schemas.openxmlformats.org/drawingml/2006/main" noChangeAspect="1"/>
             </wp:cNvGraphicFramePr>
@@ -2201,7 +2263,7 @@
               <a:graphicData uri="http://schemas.openxmlformats.org/drawingml/2006/picture">
                 <pic:pic xmlns:pic="http://schemas.openxmlformats.org/drawingml/2006/picture">
                   <pic:nvPicPr>
-                    <pic:cNvPr id="1378677372" name=""/>
+                    <pic:cNvPr id="1995645146" name=""/>
                     <pic:cNvPicPr/>
                   </pic:nvPicPr>
                   <pic:blipFill>
@@ -2213,158 +2275,7 @@
                   <pic:spPr>
                     <a:xfrm>
                       <a:off x="0" y="0"/>
-                      <a:ext cx="3424721" cy="3838698"/>
-                    </a:xfrm>
-                    <a:prstGeom prst="rect">
-                      <a:avLst/>
-                    </a:prstGeom>
-                  </pic:spPr>
-                </pic:pic>
-              </a:graphicData>
-            </a:graphic>
-          </wp:inline>
-        </w:drawing>
-      </w:r>
-    </w:p>
-    <w:p>
-      <w:pPr>
-        <w:pStyle w:val="ListParagraph"/>
-        <w:spacing w:after="320"/>
-        <w:ind w:left="720"/>
-        <w:rPr>
-          <w:rFonts w:ascii="Calibri" w:hAnsi="Calibri" w:cs="Calibri"/>
-          <w:sz w:val="24"/>
-          <w:szCs w:val="24"/>
-        </w:rPr>
-      </w:pPr>
-      <w:proofErr w:type="spellStart"/>
-      <w:r>
-        <w:rPr>
-          <w:rFonts w:ascii="Calibri" w:hAnsi="Calibri" w:cs="Calibri"/>
-          <w:sz w:val="24"/>
-          <w:szCs w:val="24"/>
-        </w:rPr>
-        <w:t>Sebelum</w:t>
-      </w:r>
-      <w:proofErr w:type="spellEnd"/>
-      <w:r>
-        <w:rPr>
-          <w:rFonts w:ascii="Calibri" w:hAnsi="Calibri" w:cs="Calibri"/>
-          <w:sz w:val="24"/>
-          <w:szCs w:val="24"/>
-        </w:rPr>
-        <w:t xml:space="preserve"> di </w:t>
-      </w:r>
-      <w:proofErr w:type="spellStart"/>
-      <w:r>
-        <w:rPr>
-          <w:rFonts w:ascii="Calibri" w:hAnsi="Calibri" w:cs="Calibri"/>
-          <w:sz w:val="24"/>
-          <w:szCs w:val="24"/>
-        </w:rPr>
-        <w:t>isi</w:t>
-      </w:r>
-      <w:proofErr w:type="spellEnd"/>
-      <w:r>
-        <w:rPr>
-          <w:rFonts w:ascii="Calibri" w:hAnsi="Calibri" w:cs="Calibri"/>
-          <w:sz w:val="24"/>
-          <w:szCs w:val="24"/>
-        </w:rPr>
-        <w:t xml:space="preserve"> apa2 </w:t>
-      </w:r>
-      <w:proofErr w:type="spellStart"/>
-      <w:r>
-        <w:rPr>
-          <w:rFonts w:ascii="Calibri" w:hAnsi="Calibri" w:cs="Calibri"/>
-          <w:sz w:val="24"/>
-          <w:szCs w:val="24"/>
-        </w:rPr>
-        <w:t>namun</w:t>
-      </w:r>
-      <w:proofErr w:type="spellEnd"/>
-      <w:r>
-        <w:rPr>
-          <w:rFonts w:ascii="Calibri" w:hAnsi="Calibri" w:cs="Calibri"/>
-          <w:sz w:val="24"/>
-          <w:szCs w:val="24"/>
-        </w:rPr>
-        <w:t xml:space="preserve"> </w:t>
-      </w:r>
-      <w:proofErr w:type="spellStart"/>
-      <w:r>
-        <w:rPr>
-          <w:rFonts w:ascii="Calibri" w:hAnsi="Calibri" w:cs="Calibri"/>
-          <w:sz w:val="24"/>
-          <w:szCs w:val="24"/>
-        </w:rPr>
-        <w:t>langsung</w:t>
-      </w:r>
-      <w:proofErr w:type="spellEnd"/>
-      <w:r>
-        <w:rPr>
-          <w:rFonts w:ascii="Calibri" w:hAnsi="Calibri" w:cs="Calibri"/>
-          <w:sz w:val="24"/>
-          <w:szCs w:val="24"/>
-        </w:rPr>
-        <w:t xml:space="preserve"> di </w:t>
-      </w:r>
-      <w:proofErr w:type="spellStart"/>
-      <w:r>
-        <w:rPr>
-          <w:rFonts w:ascii="Calibri" w:hAnsi="Calibri" w:cs="Calibri"/>
-          <w:sz w:val="24"/>
-          <w:szCs w:val="24"/>
-        </w:rPr>
-        <w:t>simpan</w:t>
-      </w:r>
-      <w:proofErr w:type="spellEnd"/>
-    </w:p>
-    <w:p>
-      <w:pPr>
-        <w:pStyle w:val="ListParagraph"/>
-        <w:spacing w:after="320"/>
-        <w:ind w:left="720"/>
-        <w:jc w:val="center"/>
-        <w:rPr>
-          <w:rFonts w:ascii="Calibri" w:hAnsi="Calibri" w:cs="Calibri"/>
-          <w:sz w:val="24"/>
-          <w:szCs w:val="24"/>
-        </w:rPr>
-      </w:pPr>
-      <w:r>
-        <w:rPr>
-          <w:rFonts w:ascii="Calibri" w:hAnsi="Calibri" w:cs="Calibri"/>
-          <w:noProof/>
-          <w:sz w:val="24"/>
-          <w:szCs w:val="24"/>
-        </w:rPr>
-        <w:lastRenderedPageBreak/>
-        <w:drawing>
-          <wp:inline distT="0" distB="0" distL="0" distR="0" wp14:anchorId="72FE0EDD" wp14:editId="178D2A4D">
-            <wp:extent cx="5153025" cy="2600325"/>
-            <wp:effectExtent l="0" t="0" r="9525" b="9525"/>
-            <wp:docPr id="1393050992" name="Picture 1"/>
-            <wp:cNvGraphicFramePr>
-              <a:graphicFrameLocks xmlns:a="http://schemas.openxmlformats.org/drawingml/2006/main" noChangeAspect="1"/>
-            </wp:cNvGraphicFramePr>
-            <a:graphic xmlns:a="http://schemas.openxmlformats.org/drawingml/2006/main">
-              <a:graphicData uri="http://schemas.openxmlformats.org/drawingml/2006/picture">
-                <pic:pic xmlns:pic="http://schemas.openxmlformats.org/drawingml/2006/picture">
-                  <pic:nvPicPr>
-                    <pic:cNvPr id="1393050992" name=""/>
-                    <pic:cNvPicPr/>
-                  </pic:nvPicPr>
-                  <pic:blipFill>
-                    <a:blip r:embed="rId12"/>
-                    <a:stretch>
-                      <a:fillRect/>
-                    </a:stretch>
-                  </pic:blipFill>
-                  <pic:spPr>
-                    <a:xfrm>
-                      <a:off x="0" y="0"/>
-                      <a:ext cx="5153025" cy="2600325"/>
+                      <a:ext cx="5553075" cy="3695700"/>
                     </a:xfrm>
                     <a:prstGeom prst="rect">
                       <a:avLst/>
@@ -2913,7 +2824,7 @@
                     <pic:cNvPicPr/>
                   </pic:nvPicPr>
                   <pic:blipFill>
-                    <a:blip r:embed="rId13"/>
+                    <a:blip r:embed="rId12"/>
                     <a:stretch>
                       <a:fillRect/>
                     </a:stretch>
@@ -4488,6 +4399,7 @@
   <w:style w:type="character" w:default="1" w:styleId="DefaultParagraphFont">
     <w:name w:val="Default Paragraph Font"/>
     <w:uiPriority w:val="1"/>
+    <w:semiHidden/>
     <w:unhideWhenUsed/>
   </w:style>
   <w:style w:type="table" w:default="1" w:styleId="TableNormal">
